--- a/Science Books/QED Course/Lesson 70 Gauge Fixing.docx
+++ b/Science Books/QED Course/Lesson 70 Gauge Fixing.docx
@@ -58,7 +58,7 @@
     </w:p>
     <w:p>
       <w:pPr>
-        <w:pStyle w:val="Heading1"/>
+        <w:pStyle w:val="Heading2"/>
       </w:pPr>
       <w:r>
         <w:t>How to use this lesson</w:t>
@@ -71,7 +71,7 @@
     </w:p>
     <w:p>
       <w:pPr>
-        <w:pStyle w:val="Heading2"/>
+        <w:pStyle w:val="Heading3"/>
       </w:pPr>
       <w:r>
         <w:t>Learning objectives</w:t>
@@ -111,7 +111,7 @@
     </w:p>
     <w:p>
       <w:pPr>
-        <w:pStyle w:val="Heading2"/>
+        <w:pStyle w:val="Heading3"/>
       </w:pPr>
       <w:r>
         <w:t>Notation and conventions</w:t>
@@ -289,7 +289,7 @@
     </w:tbl>
     <w:p>
       <w:pPr>
-        <w:pStyle w:val="Heading1"/>
+        <w:pStyle w:val="Heading2"/>
       </w:pPr>
       <w:r>
         <w:t>1 The problem without gauge fixing</w:t>
@@ -301,10 +301,11 @@
       </w:r>
     </w:p>
     <w:p>
-      <w:pPr>
-        <w:pStyle w:val="Heading3"/>
-      </w:pPr>
       <w:r>
+        <w:rPr>
+          <w:b/>
+          <w:i/>
+        </w:rPr>
         <w:t>Worked example 1</w:t>
       </w:r>
     </w:p>
@@ -315,7 +316,7 @@
     </w:p>
     <w:p>
       <w:pPr>
-        <w:pStyle w:val="Heading1"/>
+        <w:pStyle w:val="Heading2"/>
       </w:pPr>
       <w:r>
         <w:t>2 Adding a term</w:t>
@@ -323,7 +324,7 @@
     </w:p>
     <w:p>
       <w:pPr>
-        <w:pStyle w:val="Heading2"/>
+        <w:pStyle w:val="Heading3"/>
       </w:pPr>
       <w:r>
         <w:t>2.1 The gauge-fixing Lagrangian</w:t>
@@ -411,7 +412,7 @@
     </w:p>
     <w:p>
       <w:pPr>
-        <w:pStyle w:val="Heading2"/>
+        <w:pStyle w:val="Heading3"/>
       </w:pPr>
       <w:r>
         <w:t>2.2 The inverse</w:t>
@@ -560,7 +561,7 @@
     </w:p>
     <w:p>
       <w:pPr>
-        <w:pStyle w:val="Heading2"/>
+        <w:pStyle w:val="Heading3"/>
       </w:pPr>
       <w:r>
         <w:t>2.3 Named gauges</w:t>
@@ -572,10 +573,11 @@
       </w:r>
     </w:p>
     <w:p>
-      <w:pPr>
-        <w:pStyle w:val="Heading3"/>
-      </w:pPr>
       <w:r>
+        <w:rPr>
+          <w:b/>
+          <w:i/>
+        </w:rPr>
         <w:t>Worked example 2</w:t>
       </w:r>
     </w:p>
@@ -586,7 +588,7 @@
     </w:p>
     <w:p>
       <w:pPr>
-        <w:pStyle w:val="Heading1"/>
+        <w:pStyle w:val="Heading2"/>
       </w:pPr>
       <w:r>
         <w:t>3 What is not yet proved</w:t>
@@ -599,7 +601,7 @@
     </w:p>
     <w:p>
       <w:pPr>
-        <w:pStyle w:val="Heading1"/>
+        <w:pStyle w:val="Heading2"/>
       </w:pPr>
       <w:r>
         <w:t>4 Connections to QED</w:t>
@@ -777,7 +779,7 @@
     </w:tbl>
     <w:p>
       <w:pPr>
-        <w:pStyle w:val="Heading1"/>
+        <w:pStyle w:val="Heading2"/>
       </w:pPr>
       <w:r>
         <w:t>5 Summary</w:t>
@@ -833,7 +835,7 @@
     </w:p>
     <w:p>
       <w:pPr>
-        <w:pStyle w:val="Heading1"/>
+        <w:pStyle w:val="Heading2"/>
       </w:pPr>
       <w:r>
         <w:t>Exercises</w:t>
@@ -1977,7 +1979,7 @@
     </w:tbl>
     <w:p>
       <w:pPr>
-        <w:pStyle w:val="Heading1"/>
+        <w:pStyle w:val="Heading2"/>
       </w:pPr>
       <w:r>
         <w:t>Solutions</w:t>
@@ -2209,7 +2211,7 @@
     </w:p>
     <w:p>
       <w:pPr>
-        <w:pStyle w:val="Heading1"/>
+        <w:pStyle w:val="Heading2"/>
       </w:pPr>
       <w:r>
         <w:t>Mastery checklist</w:t>
@@ -2249,7 +2251,7 @@
     </w:p>
     <w:p>
       <w:pPr>
-        <w:pStyle w:val="Heading1"/>
+        <w:pStyle w:val="Heading2"/>
       </w:pPr>
       <w:r>
         <w:t>Next lesson</w:t>

--- a/Science Books/QED Course/Lesson 70 Gauge Fixing.docx
+++ b/Science Books/QED Course/Lesson 70 Gauge Fixing.docx
@@ -66,7 +66,7 @@
     </w:p>
     <w:p>
       <w:r>
-        <w:t>Lesson 37 quantized A^i in Coulomb gauge. Lesson 47 then used −ig_μν/(k²+iε) anyway, with a partial argument that the difference does not affect physical results. This lesson writes the missing covariant starting point: add a gauge-fixing term to the Lagrangian, derive the photon propagator for arbitrary ξ, and identify Feynman gauge ξ=1 and Landau gauge ξ=0. The identity that makes ξ drop out of observables is Lesson 71. Expect five to seven hours.</w:t>
+        <w:t>Lesson 37 quantized the photon in Coulomb gauge, keeping only the two transverse components of A. Lesson 47 then used the covariant propagator −ig_μν/(k² + iε) anyway, with a partial argument that the difference does not affect physical results. Every loop calculation since, from Lesson 62's vacuum polarization to Lesson 64's vertex correction, has leaned on that choice. This lesson supplies the missing covariant starting point. It shows exactly why −¼F_μνF^μν by itself cannot be quantized covariantly, adds a gauge-fixing term with a free parameter ξ, inverts the resulting operator to obtain the photon propagator for every ξ, and checks at tree level that ξ drops out of a physical amplitude. The general proof that it always drops out is Lesson 71. Expect five to seven hours.</w:t>
       </w:r>
     </w:p>
     <w:p>
@@ -82,7 +82,7 @@
         <w:pStyle w:val="ListBullet"/>
       </w:pPr>
       <w:r>
-        <w:t>State why a gauge field cannot be quantized from ℒ=−¼F_μνF^μν alone: the kinetic operator has a kernel consisting of pure gauges.</w:t>
+        <w:t>Explain the two faces of the same problem: the canonical momentum of A⁰ vanishes, and the kinetic operator k²g^μν − k^μk^ν has no inverse.</w:t>
       </w:r>
     </w:p>
     <w:p>
@@ -90,7 +90,7 @@
         <w:pStyle w:val="ListBullet"/>
       </w:pPr>
       <w:r>
-        <w:t>Add ℒ_gf=−(∂·A)²/(2ξ) and invert the kinetic operator to obtain D_μν(k)=−i[g_μν−(1−ξ)k_μk_ν/k²]/(k²+iε).</w:t>
+        <w:t>Add ℒ_gf = −(∂_μA^μ)²/(2ξ) and derive the modified field equation and its consequence ∂²(∂·A) = 0.</w:t>
       </w:r>
     </w:p>
     <w:p>
@@ -98,7 +98,7 @@
         <w:pStyle w:val="ListBullet"/>
       </w:pPr>
       <w:r>
-        <w:t>Recover Feynman gauge at ξ=1 and Landau gauge (∂·A=0) at ξ=0.</w:t>
+        <w:t>Invert the kinetic operator using transverse and longitudinal projectors, and obtain D_μν(k; ξ) = −i[g_μν − (1−ξ)k_μk_ν/k²]/(k² + iε).</w:t>
       </w:r>
     </w:p>
     <w:p>
@@ -106,7 +106,23 @@
         <w:pStyle w:val="ListBullet"/>
       </w:pPr>
       <w:r>
-        <w:t>Explain what remains to be proved before ξ-independence of amplitudes is guaranteed.</w:t>
+        <w:t>Identify Feynman gauge, ξ = 1, and Landau gauge, ξ = 0, and say why Coulomb gauge is not a value of ξ.</w:t>
+      </w:r>
+    </w:p>
+    <w:p>
+      <w:pPr>
+        <w:pStyle w:val="ListBullet"/>
+      </w:pPr>
+      <w:r>
+        <w:t>Show by direct calculation that the ξ-dependent part of the propagator drops out of tree-level electron-muon scattering.</w:t>
+      </w:r>
+    </w:p>
+    <w:p>
+      <w:pPr>
+        <w:pStyle w:val="ListBullet"/>
+      </w:pPr>
+      <w:r>
+        <w:t>State what remains to be proved, and which intermediate quantities are allowed to depend on ξ.</w:t>
       </w:r>
     </w:p>
     <w:p>
@@ -207,7 +223,7 @@
           </w:tcPr>
           <w:p>
             <w:r>
-              <w:t>Gauge-fixing parameter</w:t>
+              <w:t>Gauge-fixing parameter, dimensionless, 0 ≤ ξ &lt; ∞</w:t>
             </w:r>
           </w:p>
         </w:tc>
@@ -245,7 +261,7 @@
           </w:tcPr>
           <w:p>
             <w:r>
-              <w:t>−(∂_μ A^μ)²/(2ξ)</w:t>
+              <w:t>Gauge-fixing term −(∂_μA^μ)²/(2ξ)</w:t>
             </w:r>
           </w:p>
         </w:tc>
@@ -264,7 +280,7 @@
           </w:tcPr>
           <w:p>
             <w:r>
-              <w:t>D_μν(k;ξ)</w:t>
+              <w:t>P_T, P_L</w:t>
             </w:r>
           </w:p>
         </w:tc>
@@ -281,12 +297,91 @@
           </w:tcPr>
           <w:p>
             <w:r>
-              <w:t>Photon propagator in covariant R_ξ gauge</w:t>
+              <w:t>Transverse and longitudinal projectors, g_μν − k_μk_ν/k² and k_μk_ν/k²</w:t>
+            </w:r>
+          </w:p>
+        </w:tc>
+      </w:tr>
+      <w:tr>
+        <w:tc>
+          <w:tcPr>
+            <w:tcW w:type="dxa" w:w="2160"/>
+            <w:vAlign w:val="center"/>
+            <w:shd w:fill="EAF2F8"/>
+            <w:tcMar>
+              <w:top w:w="100" w:type="dxa"/>
+              <w:start w:w="100" w:type="dxa"/>
+              <w:bottom w:w="100" w:type="dxa"/>
+              <w:end w:w="100" w:type="dxa"/>
+            </w:tcMar>
+          </w:tcPr>
+          <w:p>
+            <w:r>
+              <w:t>D_μν(k; ξ)</w:t>
+            </w:r>
+          </w:p>
+        </w:tc>
+        <w:tc>
+          <w:tcPr>
+            <w:tcW w:type="dxa" w:w="7632"/>
+            <w:vAlign w:val="center"/>
+            <w:shd w:fill="EAF2F8"/>
+            <w:tcMar>
+              <w:top w:w="100" w:type="dxa"/>
+              <w:start w:w="100" w:type="dxa"/>
+              <w:bottom w:w="100" w:type="dxa"/>
+              <w:end w:w="100" w:type="dxa"/>
+            </w:tcMar>
+          </w:tcPr>
+          <w:p>
+            <w:r>
+              <w:t>Photon propagator in covariant gauge with parameter ξ</w:t>
+            </w:r>
+          </w:p>
+        </w:tc>
+      </w:tr>
+      <w:tr>
+        <w:tc>
+          <w:tcPr>
+            <w:tcW w:type="dxa" w:w="2160"/>
+            <w:vAlign w:val="center"/>
+            <w:tcMar>
+              <w:top w:w="100" w:type="dxa"/>
+              <w:start w:w="100" w:type="dxa"/>
+              <w:bottom w:w="100" w:type="dxa"/>
+              <w:end w:w="100" w:type="dxa"/>
+            </w:tcMar>
+          </w:tcPr>
+          <w:p>
+            <w:r>
+              <w:t>π^μ</w:t>
+            </w:r>
+          </w:p>
+        </w:tc>
+        <w:tc>
+          <w:tcPr>
+            <w:tcW w:type="dxa" w:w="7632"/>
+            <w:vAlign w:val="center"/>
+            <w:tcMar>
+              <w:top w:w="100" w:type="dxa"/>
+              <w:start w:w="100" w:type="dxa"/>
+              <w:bottom w:w="100" w:type="dxa"/>
+              <w:end w:w="100" w:type="dxa"/>
+            </w:tcMar>
+          </w:tcPr>
+          <w:p>
+            <w:r>
+              <w:t>Canonical momentum conjugate to A_μ</w:t>
             </w:r>
           </w:p>
         </w:tc>
       </w:tr>
     </w:tbl>
+    <w:p>
+      <w:r>
+        <w:t>The metric is diag(+1, −1, −1, −1). In display equations, square brackets enclose function arguments and visible groupings.</w:t>
+      </w:r>
+    </w:p>
     <w:p>
       <w:pPr>
         <w:pStyle w:val="Heading2"/>
@@ -296,8 +391,296 @@
       </w:r>
     </w:p>
     <w:p>
+      <w:pPr>
+        <w:pStyle w:val="Heading3"/>
+      </w:pPr>
       <w:r>
-        <w:t>The quadratic photon term −¼F_μνF^μν, in momentum space, produces a kinetic operator k²g_μν−k_μk_ν. This operator annihilates any k_ν: (k²g_μν−k_μk_ν)k^ν=0. Pure-gauge configurations A_μ=∂_μχ are therefore null vectors, and the operator has no inverse. A photon propagator cannot even be written down until this kernel is removed.</w:t>
+        <w:t>1.1 A vanishing momentum</w:t>
+      </w:r>
+    </w:p>
+    <w:p>
+      <w:r>
+        <w:t>The Maxwell Lagrangian ℒ = −¼F_μνF^μν contains time derivatives of A^i through F^0i, but no time derivative of A⁰, because F^00 = 0 identically. The momentum conjugate to A⁰ is therefore π⁰ = ∂ℒ/∂(∂₀A₀) = −F^00 = 0. A canonical commutator [A⁰(x), π⁰(y)] = iδ³(x − y) is impossible when π⁰ vanishes. Lesson 37 escaped by fixing the gauge, solving for A⁰ in terms of the charges, and quantizing only the transverse A^i. That works, but it singles out a time direction and hides Lorentz invariance.</w:t>
+      </w:r>
+    </w:p>
+    <w:p>
+      <w:pPr>
+        <w:pStyle w:val="Heading3"/>
+      </w:pPr>
+      <w:r>
+        <w:t>1.2 An operator without an inverse</w:t>
+      </w:r>
+    </w:p>
+    <w:p>
+      <w:r>
+        <w:t>The same problem appears in momentum space. Integrating by parts, the Maxwell action is</w:t>
+      </w:r>
+    </w:p>
+    <w:p>
+      <w:pPr>
+        <w:spacing w:before="100" w:after="160"/>
+        <w:jc w:val="center"/>
+      </w:pPr>
+      <m:oMathPara>
+        <m:oMath>
+          <m:r>
+            <m:t xml:space="preserve">S</m:t>
+          </m:r>
+          <m:r>
+            <m:t xml:space="preserve">=</m:t>
+          </m:r>
+          <m:r>
+            <m:t xml:space="preserve">∫</m:t>
+          </m:r>
+          <m:sSup>
+            <m:e>
+              <m:r>
+                <m:t xml:space="preserve">d</m:t>
+              </m:r>
+            </m:e>
+            <m:sup>
+              <m:r>
+                <m:t xml:space="preserve">4</m:t>
+              </m:r>
+            </m:sup>
+          </m:sSup>
+          <m:r>
+            <m:t xml:space="preserve">x</m:t>
+          </m:r>
+          <m:r>
+            <m:t xml:space="preserve">½</m:t>
+          </m:r>
+          <m:sSub>
+            <m:e>
+              <m:r>
+                <m:t xml:space="preserve">A</m:t>
+              </m:r>
+            </m:e>
+            <m:sub>
+              <m:r>
+                <m:t xml:space="preserve">μ</m:t>
+              </m:r>
+            </m:sub>
+          </m:sSub>
+          <m:r>
+            <m:t xml:space="preserve">[</m:t>
+          </m:r>
+          <m:sSup>
+            <m:e>
+              <m:r>
+                <m:t xml:space="preserve">∂</m:t>
+              </m:r>
+            </m:e>
+            <m:sup>
+              <m:r>
+                <m:t xml:space="preserve">2</m:t>
+              </m:r>
+            </m:sup>
+          </m:sSup>
+          <m:sSup>
+            <m:e>
+              <m:r>
+                <m:t xml:space="preserve">g</m:t>
+              </m:r>
+            </m:e>
+            <m:sup>
+              <m:r>
+                <m:t xml:space="preserve">μν</m:t>
+              </m:r>
+            </m:sup>
+          </m:sSup>
+          <m:r>
+            <m:t xml:space="preserve">−</m:t>
+          </m:r>
+          <m:sSup>
+            <m:e>
+              <m:r>
+                <m:t xml:space="preserve">∂</m:t>
+              </m:r>
+            </m:e>
+            <m:sup>
+              <m:r>
+                <m:t xml:space="preserve">μ</m:t>
+              </m:r>
+            </m:sup>
+          </m:sSup>
+          <m:sSup>
+            <m:e>
+              <m:r>
+                <m:t xml:space="preserve">∂</m:t>
+              </m:r>
+            </m:e>
+            <m:sup>
+              <m:r>
+                <m:t xml:space="preserve">ν</m:t>
+              </m:r>
+            </m:sup>
+          </m:sSup>
+          <m:r>
+            <m:t xml:space="preserve">]</m:t>
+          </m:r>
+          <m:sSub>
+            <m:e>
+              <m:r>
+                <m:t xml:space="preserve">A</m:t>
+              </m:r>
+            </m:e>
+            <m:sub>
+              <m:r>
+                <m:t xml:space="preserve">ν</m:t>
+              </m:r>
+            </m:sub>
+          </m:sSub>
+        </m:oMath>
+      </m:oMathPara>
+    </w:p>
+    <w:p>
+      <w:r>
+        <w:t>and with ∂ → −ik the quadratic operator is −(k²g^μν − k^μk^ν). The propagator is i times its inverse. But this operator annihilates every vector proportional to k:</w:t>
+      </w:r>
+    </w:p>
+    <w:p>
+      <w:pPr>
+        <w:spacing w:before="100" w:after="160"/>
+        <w:jc w:val="center"/>
+      </w:pPr>
+      <m:oMathPara>
+        <m:oMath>
+          <m:r>
+            <m:t xml:space="preserve">[</m:t>
+          </m:r>
+          <m:sSup>
+            <m:e>
+              <m:r>
+                <m:t xml:space="preserve">k</m:t>
+              </m:r>
+            </m:e>
+            <m:sup>
+              <m:r>
+                <m:t xml:space="preserve">2</m:t>
+              </m:r>
+            </m:sup>
+          </m:sSup>
+          <m:sSup>
+            <m:e>
+              <m:r>
+                <m:t xml:space="preserve">g</m:t>
+              </m:r>
+            </m:e>
+            <m:sup>
+              <m:r>
+                <m:t xml:space="preserve">μν</m:t>
+              </m:r>
+            </m:sup>
+          </m:sSup>
+          <m:r>
+            <m:t xml:space="preserve">−</m:t>
+          </m:r>
+          <m:sSup>
+            <m:e>
+              <m:r>
+                <m:t xml:space="preserve">k</m:t>
+              </m:r>
+            </m:e>
+            <m:sup>
+              <m:r>
+                <m:t xml:space="preserve">μ</m:t>
+              </m:r>
+            </m:sup>
+          </m:sSup>
+          <m:sSup>
+            <m:e>
+              <m:r>
+                <m:t xml:space="preserve">k</m:t>
+              </m:r>
+            </m:e>
+            <m:sup>
+              <m:r>
+                <m:t xml:space="preserve">ν</m:t>
+              </m:r>
+            </m:sup>
+          </m:sSup>
+          <m:r>
+            <m:t xml:space="preserve">]</m:t>
+          </m:r>
+          <m:sSub>
+            <m:e>
+              <m:r>
+                <m:t xml:space="preserve">k</m:t>
+              </m:r>
+            </m:e>
+            <m:sub>
+              <m:r>
+                <m:t xml:space="preserve">ν</m:t>
+              </m:r>
+            </m:sub>
+          </m:sSub>
+          <m:r>
+            <m:t xml:space="preserve">=</m:t>
+          </m:r>
+          <m:sSup>
+            <m:e>
+              <m:r>
+                <m:t xml:space="preserve">k</m:t>
+              </m:r>
+            </m:e>
+            <m:sup>
+              <m:r>
+                <m:t xml:space="preserve">2</m:t>
+              </m:r>
+            </m:sup>
+          </m:sSup>
+          <m:sSup>
+            <m:e>
+              <m:r>
+                <m:t xml:space="preserve">k</m:t>
+              </m:r>
+            </m:e>
+            <m:sup>
+              <m:r>
+                <m:t xml:space="preserve">μ</m:t>
+              </m:r>
+            </m:sup>
+          </m:sSup>
+          <m:r>
+            <m:t xml:space="preserve">−</m:t>
+          </m:r>
+          <m:sSup>
+            <m:e>
+              <m:r>
+                <m:t xml:space="preserve">k</m:t>
+              </m:r>
+            </m:e>
+            <m:sup>
+              <m:r>
+                <m:t xml:space="preserve">μ</m:t>
+              </m:r>
+            </m:sup>
+          </m:sSup>
+          <m:sSup>
+            <m:e>
+              <m:r>
+                <m:t xml:space="preserve">k</m:t>
+              </m:r>
+            </m:e>
+            <m:sup>
+              <m:r>
+                <m:t xml:space="preserve">2</m:t>
+              </m:r>
+            </m:sup>
+          </m:sSup>
+          <m:r>
+            <m:t xml:space="preserve">=</m:t>
+          </m:r>
+          <m:r>
+            <m:t xml:space="preserve">0</m:t>
+          </m:r>
+        </m:oMath>
+      </m:oMathPara>
+    </w:p>
+    <w:p>
+      <w:r>
+        <w:t>A matrix with a null vector cannot be inverted. Physically, the null vector is a pure gauge configuration, A_μ = ∂_μχ, which in momentum space is A_μ ∝ k_μ. It costs no action, so nothing in the Lagrangian fixes its amplitude, and the path along which a disturbance would propagate is undefined.</w:t>
       </w:r>
     </w:p>
     <w:p>
@@ -311,7 +694,7 @@
     </w:p>
     <w:p>
       <w:r>
-        <w:t>Show (k²g_μν−k_μk_ν)k^ν=0 by direct contraction. k²k_μ−k_μk²=0.</w:t>
+        <w:t>Show that a pure gauge has zero field strength and zero action. With A_μ = ∂_μχ, F_μν = ∂_μ∂_νχ − ∂_ν∂_μχ = 0, because partial derivatives commute. Then −¼F_μνF^μν = 0 for every χ. The action cannot distinguish A_μ from A_μ + ∂_μχ. The quantity being inverted is degenerate along exactly these directions.</w:t>
       </w:r>
     </w:p>
     <w:p>
@@ -319,7 +702,7 @@
         <w:pStyle w:val="Heading2"/>
       </w:pPr>
       <w:r>
-        <w:t>2 Adding a term</w:t>
+        <w:t>2 Adding a gauge-fixing term</w:t>
       </w:r>
     </w:p>
     <w:p>
@@ -327,12 +710,12 @@
         <w:pStyle w:val="Heading3"/>
       </w:pPr>
       <w:r>
-        <w:t>2.1 The gauge-fixing Lagrangian</w:t>
+        <w:t>2.1 The term</w:t>
       </w:r>
     </w:p>
     <w:p>
       <w:r>
-        <w:t>Add</w:t>
+        <w:t>Add to the Lagrangian</w:t>
       </w:r>
     </w:p>
     <w:p>
@@ -407,7 +790,7 @@
     </w:p>
     <w:p>
       <w:r>
-        <w:t>which is not gauge invariant, and is not meant to be: it is a device that selects a slice through the gauge orbits. The combined quadratic operator becomes k²g_μν−(1−1/ξ)k_μk_ν, which is invertible for ξ finite.</w:t>
+        <w:t>This term is not gauge invariant, and it is not meant to be. It assigns an action to the longitudinal combination ∂·A that −¼F² ignores, with a weight 1/ξ that is a free choice. Since ∂·A has mass dimension 2 and a Lagrangian has dimension 4, ξ is dimensionless. In the limit ξ → 0 the weight becomes infinite, and the only configurations that survive obey ∂·A = 0, which is the Lorenz condition of Lesson 8.</w:t>
       </w:r>
     </w:p>
     <w:p>
@@ -415,12 +798,678 @@
         <w:pStyle w:val="Heading3"/>
       </w:pPr>
       <w:r>
-        <w:t>2.2 The inverse</w:t>
+        <w:t>2.2 The canonical momentum is restored</w:t>
       </w:r>
     </w:p>
     <w:p>
       <w:r>
-        <w:t>Inverting that operator (Exercise 6) gives the covariant propagator</w:t>
+        <w:t>The new term contains ∂₀A₀, so π⁰ = ∂ℒ_gf/∂(∂₀A₀) = −(∂·A)/ξ. This no longer vanishes, and all four components of A can be given canonical commutators. Section 1.1's obstruction is gone.</w:t>
+      </w:r>
+    </w:p>
+    <w:p>
+      <w:pPr>
+        <w:pStyle w:val="Heading3"/>
+      </w:pPr>
+      <w:r>
+        <w:t>2.3 The modified field equation</w:t>
+      </w:r>
+    </w:p>
+    <w:p>
+      <w:r>
+        <w:t>With a source term −j_μA^μ, as in Lesson 41, varying A_ν gives</w:t>
+      </w:r>
+    </w:p>
+    <w:p>
+      <w:pPr>
+        <w:spacing w:before="100" w:after="160"/>
+        <w:jc w:val="center"/>
+      </w:pPr>
+      <m:oMathPara>
+        <m:oMath>
+          <m:sSub>
+            <m:e>
+              <m:r>
+                <m:t xml:space="preserve">∂</m:t>
+              </m:r>
+            </m:e>
+            <m:sub>
+              <m:r>
+                <m:t xml:space="preserve">μ</m:t>
+              </m:r>
+            </m:sub>
+          </m:sSub>
+          <m:sSup>
+            <m:e>
+              <m:r>
+                <m:t xml:space="preserve">F</m:t>
+              </m:r>
+            </m:e>
+            <m:sup>
+              <m:r>
+                <m:t xml:space="preserve">μν</m:t>
+              </m:r>
+            </m:sup>
+          </m:sSup>
+          <m:r>
+            <m:t xml:space="preserve">+</m:t>
+          </m:r>
+          <m:f>
+            <m:num>
+              <m:r>
+                <m:t xml:space="preserve">1</m:t>
+              </m:r>
+            </m:num>
+            <m:den>
+              <m:r>
+                <m:t xml:space="preserve">ξ</m:t>
+              </m:r>
+            </m:den>
+          </m:f>
+          <m:sSup>
+            <m:e>
+              <m:r>
+                <m:t xml:space="preserve">∂</m:t>
+              </m:r>
+            </m:e>
+            <m:sup>
+              <m:r>
+                <m:t xml:space="preserve">ν</m:t>
+              </m:r>
+            </m:sup>
+          </m:sSup>
+          <m:r>
+            <m:t xml:space="preserve">[</m:t>
+          </m:r>
+          <m:r>
+            <m:t xml:space="preserve">∂</m:t>
+          </m:r>
+          <m:r>
+            <m:t xml:space="preserve">·</m:t>
+          </m:r>
+          <m:r>
+            <m:t xml:space="preserve">A</m:t>
+          </m:r>
+          <m:r>
+            <m:t xml:space="preserve">]</m:t>
+          </m:r>
+          <m:r>
+            <m:t xml:space="preserve">=</m:t>
+          </m:r>
+          <m:sSup>
+            <m:e>
+              <m:r>
+                <m:t xml:space="preserve">j</m:t>
+              </m:r>
+            </m:e>
+            <m:sup>
+              <m:r>
+                <m:t xml:space="preserve">ν</m:t>
+              </m:r>
+            </m:sup>
+          </m:sSup>
+        </m:oMath>
+      </m:oMathPara>
+    </w:p>
+    <w:p>
+      <w:r>
+        <w:t>Take ∂_ν of both sides. The first term is ∂_ν∂_μF^μν = 0, by antisymmetry, and ∂_νj^ν = 0 because the current is conserved. What remains is</w:t>
+      </w:r>
+    </w:p>
+    <w:p>
+      <w:pPr>
+        <w:spacing w:before="100" w:after="160"/>
+        <w:jc w:val="center"/>
+      </w:pPr>
+      <m:oMathPara>
+        <m:oMath>
+          <m:sSup>
+            <m:e>
+              <m:r>
+                <m:t xml:space="preserve">∂</m:t>
+              </m:r>
+            </m:e>
+            <m:sup>
+              <m:r>
+                <m:t xml:space="preserve">2</m:t>
+              </m:r>
+            </m:sup>
+          </m:sSup>
+          <m:r>
+            <m:t xml:space="preserve">[</m:t>
+          </m:r>
+          <m:r>
+            <m:t xml:space="preserve">∂</m:t>
+          </m:r>
+          <m:r>
+            <m:t xml:space="preserve">·</m:t>
+          </m:r>
+          <m:r>
+            <m:t xml:space="preserve">A</m:t>
+          </m:r>
+          <m:r>
+            <m:t xml:space="preserve">]</m:t>
+          </m:r>
+          <m:r>
+            <m:t xml:space="preserve">=</m:t>
+          </m:r>
+          <m:r>
+            <m:t xml:space="preserve">0</m:t>
+          </m:r>
+        </m:oMath>
+      </m:oMathPara>
+    </w:p>
+    <w:p>
+      <w:r>
+        <w:t>The combination ∂·A obeys the free wave equation and is not sourced by any conserved current. The gauge-fixing term has added a decoupled degree of freedom, not new physics. In the quantum theory, physical states are those annihilated by the positive-frequency part of ∂·A. This is the Gupta–Bleuler condition, which this course quotes without developing.</w:t>
+      </w:r>
+    </w:p>
+    <w:p>
+      <w:r>
+        <w:rPr>
+          <w:b/>
+          <w:i/>
+        </w:rPr>
+        <w:t>Worked example 2</w:t>
+      </w:r>
+    </w:p>
+    <w:p>
+      <w:r>
+        <w:t>Write the field equation in Feynman gauge, ξ = 1. Since ∂_μF^μν = ∂²A^ν − ∂^ν(∂·A), adding ∂^ν(∂·A) cancels the last term, and the equation becomes ∂²A^ν = j^ν. Each component of A obeys a sourced wave equation, independently of the others. That is why the Feynman-gauge propagator is simply −ig_μν/k²: the four components propagate like four massless scalars, with the metric sign attached.</w:t>
+      </w:r>
+    </w:p>
+    <w:p>
+      <w:pPr>
+        <w:pStyle w:val="Heading2"/>
+      </w:pPr>
+      <w:r>
+        <w:t>3 The propagator for every ξ</w:t>
+      </w:r>
+    </w:p>
+    <w:p>
+      <w:pPr>
+        <w:pStyle w:val="Heading3"/>
+      </w:pPr>
+      <w:r>
+        <w:t>3.1 Projectors</w:t>
+      </w:r>
+    </w:p>
+    <w:p>
+      <w:r>
+        <w:t>Define, for k² ≠ 0,</w:t>
+      </w:r>
+    </w:p>
+    <w:p>
+      <w:pPr>
+        <w:spacing w:before="100" w:after="40"/>
+        <w:jc w:val="center"/>
+      </w:pPr>
+      <m:oMathPara>
+        <m:oMath>
+          <m:sSubSup>
+            <m:e>
+              <m:r>
+                <m:t xml:space="preserve">P</m:t>
+              </m:r>
+            </m:e>
+            <m:sub>
+              <m:r>
+                <m:t xml:space="preserve">T</m:t>
+              </m:r>
+            </m:sub>
+            <m:sup>
+              <m:r>
+                <m:t xml:space="preserve">μν</m:t>
+              </m:r>
+            </m:sup>
+          </m:sSubSup>
+          <m:r>
+            <m:t xml:space="preserve">=</m:t>
+          </m:r>
+          <m:sSup>
+            <m:e>
+              <m:r>
+                <m:t xml:space="preserve">g</m:t>
+              </m:r>
+            </m:e>
+            <m:sup>
+              <m:r>
+                <m:t xml:space="preserve">μν</m:t>
+              </m:r>
+            </m:sup>
+          </m:sSup>
+          <m:r>
+            <m:t xml:space="preserve">−</m:t>
+          </m:r>
+          <m:sSup>
+            <m:e>
+              <m:r>
+                <m:t xml:space="preserve">k</m:t>
+              </m:r>
+            </m:e>
+            <m:sup>
+              <m:r>
+                <m:t xml:space="preserve">μ</m:t>
+              </m:r>
+            </m:sup>
+          </m:sSup>
+          <m:f>
+            <m:num>
+              <m:sSup>
+                <m:e>
+                  <m:r>
+                    <m:t xml:space="preserve">k</m:t>
+                  </m:r>
+                </m:e>
+                <m:sup>
+                  <m:r>
+                    <m:t xml:space="preserve">ν</m:t>
+                  </m:r>
+                </m:sup>
+              </m:sSup>
+            </m:num>
+            <m:den>
+              <m:sSup>
+                <m:e>
+                  <m:r>
+                    <m:t xml:space="preserve">k</m:t>
+                  </m:r>
+                </m:e>
+                <m:sup>
+                  <m:r>
+                    <m:t xml:space="preserve">2</m:t>
+                  </m:r>
+                </m:sup>
+              </m:sSup>
+            </m:den>
+          </m:f>
+        </m:oMath>
+      </m:oMathPara>
+    </w:p>
+    <w:p>
+      <w:pPr>
+        <w:spacing w:before="40" w:after="160"/>
+        <w:jc w:val="center"/>
+      </w:pPr>
+      <m:oMathPara>
+        <m:oMath>
+          <m:sSubSup>
+            <m:e>
+              <m:r>
+                <m:t xml:space="preserve">P</m:t>
+              </m:r>
+            </m:e>
+            <m:sub>
+              <m:r>
+                <m:t xml:space="preserve">L</m:t>
+              </m:r>
+            </m:sub>
+            <m:sup>
+              <m:r>
+                <m:t xml:space="preserve">μν</m:t>
+              </m:r>
+            </m:sup>
+          </m:sSubSup>
+          <m:r>
+            <m:t xml:space="preserve">=</m:t>
+          </m:r>
+          <m:sSup>
+            <m:e>
+              <m:r>
+                <m:t xml:space="preserve">k</m:t>
+              </m:r>
+            </m:e>
+            <m:sup>
+              <m:r>
+                <m:t xml:space="preserve">μ</m:t>
+              </m:r>
+            </m:sup>
+          </m:sSup>
+          <m:f>
+            <m:num>
+              <m:sSup>
+                <m:e>
+                  <m:r>
+                    <m:t xml:space="preserve">k</m:t>
+                  </m:r>
+                </m:e>
+                <m:sup>
+                  <m:r>
+                    <m:t xml:space="preserve">ν</m:t>
+                  </m:r>
+                </m:sup>
+              </m:sSup>
+            </m:num>
+            <m:den>
+              <m:sSup>
+                <m:e>
+                  <m:r>
+                    <m:t xml:space="preserve">k</m:t>
+                  </m:r>
+                </m:e>
+                <m:sup>
+                  <m:r>
+                    <m:t xml:space="preserve">2</m:t>
+                  </m:r>
+                </m:sup>
+              </m:sSup>
+            </m:den>
+          </m:f>
+        </m:oMath>
+      </m:oMathPara>
+    </w:p>
+    <w:p>
+      <w:r>
+        <w:t>These are projectors: P_T + P_L = g, P_T P_T = P_T, P_L P_L = P_L, and P_T P_L = 0 (Exercise 4). P_T keeps the part of a vector orthogonal to k, and P_L keeps the part along k.</w:t>
+      </w:r>
+    </w:p>
+    <w:p>
+      <w:pPr>
+        <w:pStyle w:val="Heading3"/>
+      </w:pPr>
+      <w:r>
+        <w:t>3.2 The operator, decomposed</w:t>
+      </w:r>
+    </w:p>
+    <w:p>
+      <w:r>
+        <w:t>The quadratic part of −¼F² + ℒ_gf is ½A_μ[∂²g^μν − (1 − 1/ξ)∂^μ∂^ν]A_ν. In momentum space the operator is</w:t>
+      </w:r>
+    </w:p>
+    <w:p>
+      <w:pPr>
+        <w:spacing w:before="100" w:after="160"/>
+        <w:jc w:val="center"/>
+      </w:pPr>
+      <m:oMathPara>
+        <m:oMath>
+          <m:sSup>
+            <m:e>
+              <m:r>
+                <m:t xml:space="preserve">O</m:t>
+              </m:r>
+            </m:e>
+            <m:sup>
+              <m:r>
+                <m:t xml:space="preserve">μν</m:t>
+              </m:r>
+            </m:sup>
+          </m:sSup>
+          <m:r>
+            <m:t xml:space="preserve">=</m:t>
+          </m:r>
+          <m:r>
+            <m:t xml:space="preserve">−</m:t>
+          </m:r>
+          <m:sSup>
+            <m:e>
+              <m:r>
+                <m:t xml:space="preserve">k</m:t>
+              </m:r>
+            </m:e>
+            <m:sup>
+              <m:r>
+                <m:t xml:space="preserve">2</m:t>
+              </m:r>
+            </m:sup>
+          </m:sSup>
+          <m:sSup>
+            <m:e>
+              <m:r>
+                <m:t xml:space="preserve">g</m:t>
+              </m:r>
+            </m:e>
+            <m:sup>
+              <m:r>
+                <m:t xml:space="preserve">μν</m:t>
+              </m:r>
+            </m:sup>
+          </m:sSup>
+          <m:r>
+            <m:t xml:space="preserve">+</m:t>
+          </m:r>
+          <m:r>
+            <m:t xml:space="preserve">1</m:t>
+          </m:r>
+          <m:r>
+            <m:t xml:space="preserve">−</m:t>
+          </m:r>
+          <m:f>
+            <m:num>
+              <m:r>
+                <m:t xml:space="preserve">1</m:t>
+              </m:r>
+            </m:num>
+            <m:den>
+              <m:r>
+                <m:t xml:space="preserve">ξ</m:t>
+              </m:r>
+            </m:den>
+          </m:f>
+          <m:sSup>
+            <m:e>
+              <m:r>
+                <m:t xml:space="preserve">k</m:t>
+              </m:r>
+            </m:e>
+            <m:sup>
+              <m:r>
+                <m:t xml:space="preserve">μ</m:t>
+              </m:r>
+            </m:sup>
+          </m:sSup>
+          <m:sSup>
+            <m:e>
+              <m:r>
+                <m:t xml:space="preserve">k</m:t>
+              </m:r>
+            </m:e>
+            <m:sup>
+              <m:r>
+                <m:t xml:space="preserve">ν</m:t>
+              </m:r>
+            </m:sup>
+          </m:sSup>
+          <m:r>
+            <m:t xml:space="preserve">=</m:t>
+          </m:r>
+          <m:r>
+            <m:t xml:space="preserve">−</m:t>
+          </m:r>
+          <m:sSup>
+            <m:e>
+              <m:r>
+                <m:t xml:space="preserve">k</m:t>
+              </m:r>
+            </m:e>
+            <m:sup>
+              <m:r>
+                <m:t xml:space="preserve">2</m:t>
+              </m:r>
+            </m:sup>
+          </m:sSup>
+          <m:sSubSup>
+            <m:e>
+              <m:r>
+                <m:t xml:space="preserve">P</m:t>
+              </m:r>
+            </m:e>
+            <m:sub>
+              <m:r>
+                <m:t xml:space="preserve">T</m:t>
+              </m:r>
+            </m:sub>
+            <m:sup>
+              <m:r>
+                <m:t xml:space="preserve">μν</m:t>
+              </m:r>
+            </m:sup>
+          </m:sSubSup>
+          <m:r>
+            <m:t xml:space="preserve">−</m:t>
+          </m:r>
+          <m:f>
+            <m:num>
+              <m:sSup>
+                <m:e>
+                  <m:r>
+                    <m:t xml:space="preserve">k</m:t>
+                  </m:r>
+                </m:e>
+                <m:sup>
+                  <m:r>
+                    <m:t xml:space="preserve">2</m:t>
+                  </m:r>
+                </m:sup>
+              </m:sSup>
+            </m:num>
+            <m:den>
+              <m:r>
+                <m:t xml:space="preserve">ξ</m:t>
+              </m:r>
+            </m:den>
+          </m:f>
+          <m:sSubSup>
+            <m:e>
+              <m:r>
+                <m:t xml:space="preserve">P</m:t>
+              </m:r>
+            </m:e>
+            <m:sub>
+              <m:r>
+                <m:t xml:space="preserve">L</m:t>
+              </m:r>
+            </m:sub>
+            <m:sup>
+              <m:r>
+                <m:t xml:space="preserve">μν</m:t>
+              </m:r>
+            </m:sup>
+          </m:sSubSup>
+        </m:oMath>
+      </m:oMathPara>
+    </w:p>
+    <w:p>
+      <w:r>
+        <w:t>The longitudinal part, which vanished without gauge fixing, now has coefficient −k²/ξ. Since the two projectors are orthogonal, the inverse is obtained by inverting each coefficient separately:</w:t>
+      </w:r>
+    </w:p>
+    <w:p>
+      <w:pPr>
+        <w:spacing w:before="100" w:after="160"/>
+        <w:jc w:val="center"/>
+      </w:pPr>
+      <m:oMathPara>
+        <m:oMath>
+          <m:sSup>
+            <m:e>
+              <m:sSup>
+                <m:e>
+                  <m:r>
+                    <m:t xml:space="preserve">O</m:t>
+                  </m:r>
+                </m:e>
+                <m:sup>
+                  <m:r>
+                    <m:t xml:space="preserve">−</m:t>
+                  </m:r>
+                </m:sup>
+              </m:sSup>
+            </m:e>
+            <m:sup>
+              <m:r>
+                <m:t xml:space="preserve">1</m:t>
+              </m:r>
+            </m:sup>
+          </m:sSup>
+          <m:r>
+            <m:t xml:space="preserve">=</m:t>
+          </m:r>
+          <m:r>
+            <m:t xml:space="preserve">−</m:t>
+          </m:r>
+          <m:f>
+            <m:num>
+              <m:r>
+                <m:t xml:space="preserve">1</m:t>
+              </m:r>
+            </m:num>
+            <m:den>
+              <m:sSup>
+                <m:e>
+                  <m:r>
+                    <m:t xml:space="preserve">k</m:t>
+                  </m:r>
+                </m:e>
+                <m:sup>
+                  <m:r>
+                    <m:t xml:space="preserve">2</m:t>
+                  </m:r>
+                </m:sup>
+              </m:sSup>
+            </m:den>
+          </m:f>
+          <m:sSub>
+            <m:e>
+              <m:r>
+                <m:t xml:space="preserve">P</m:t>
+              </m:r>
+            </m:e>
+            <m:sub>
+              <m:r>
+                <m:t xml:space="preserve">T</m:t>
+              </m:r>
+            </m:sub>
+          </m:sSub>
+          <m:r>
+            <m:t xml:space="preserve">−</m:t>
+          </m:r>
+          <m:f>
+            <m:num>
+              <m:r>
+                <m:t xml:space="preserve">ξ</m:t>
+              </m:r>
+            </m:num>
+            <m:den>
+              <m:sSup>
+                <m:e>
+                  <m:r>
+                    <m:t xml:space="preserve">k</m:t>
+                  </m:r>
+                </m:e>
+                <m:sup>
+                  <m:r>
+                    <m:t xml:space="preserve">2</m:t>
+                  </m:r>
+                </m:sup>
+              </m:sSup>
+            </m:den>
+          </m:f>
+          <m:sSub>
+            <m:e>
+              <m:r>
+                <m:t xml:space="preserve">P</m:t>
+              </m:r>
+            </m:e>
+            <m:sub>
+              <m:r>
+                <m:t xml:space="preserve">L</m:t>
+              </m:r>
+            </m:sub>
+          </m:sSub>
+        </m:oMath>
+      </m:oMathPara>
+    </w:p>
+    <w:p>
+      <w:pPr>
+        <w:pStyle w:val="Heading3"/>
+      </w:pPr>
+      <w:r>
+        <w:t>3.3 The result</w:t>
+      </w:r>
+    </w:p>
+    <w:p>
+      <w:r>
+        <w:t>The propagator is i times the inverse, with the iε of Lesson 45:</w:t>
       </w:r>
     </w:p>
     <w:p>
@@ -443,6 +1492,9 @@
             </m:sub>
           </m:sSub>
           <m:r>
+            <m:t xml:space="preserve">[</m:t>
+          </m:r>
+          <m:r>
             <m:t xml:space="preserve">k</m:t>
           </m:r>
           <m:r>
@@ -450,6 +1502,9 @@
           </m:r>
           <m:r>
             <m:t xml:space="preserve">ξ</m:t>
+          </m:r>
+          <m:r>
+            <m:t xml:space="preserve">]</m:t>
           </m:r>
           <m:r>
             <m:t xml:space="preserve">=</m:t>
@@ -560,16 +1615,21 @@
       </m:oMathPara>
     </w:p>
     <w:p>
+      <w:r>
+        <w:t>Exercise 5 multiplies O by this D and recovers iδ^μ_ν directly.</w:t>
+      </w:r>
+    </w:p>
+    <w:p>
       <w:pPr>
         <w:pStyle w:val="Heading3"/>
       </w:pPr>
       <w:r>
-        <w:t>2.3 Named gauges</w:t>
+        <w:t>3.4 The named gauges</w:t>
       </w:r>
     </w:p>
     <w:p>
       <w:r>
-        <w:t>ξ=1: D_μν=−ig_μν/(k²+iε), Feynman gauge, the propagator this course has used since Lesson 47. ξ=0: D_μν=−i(g_μν−k_μk_ν/k²)/k², Landau gauge, with k^μ D_μν=0. Coulomb gauge is not a value of ξ; it is a different, non-covariant condition ∇·A=0 used in Lesson 37.</w:t>
+        <w:t>At ξ = 1, the k_μk_ν term vanishes and D_μν = −ig_μν/(k² + iε). This is Feynman gauge, the propagator used since Lesson 47. At ξ = 0, D_μν = −i(g_μν − k_μk_ν/k²)/k². This is Landau gauge, and it is purely transverse: k^μD_μν = 0. Other values appear in the literature, for example ξ = 3, Yennie gauge, which simplifies some infrared calculations. Coulomb gauge, ∇·A = 0, is not a value of ξ. It refers to a chosen time direction, so no covariant parameter can reach it. It is a different slice through the same gauge orbits.</w:t>
       </w:r>
     </w:p>
     <w:p>
@@ -578,12 +1638,12 @@
           <w:b/>
           <w:i/>
         </w:rPr>
-        <w:t>Worked example 2</w:t>
+        <w:t>Worked example 3</w:t>
       </w:r>
     </w:p>
     <w:p>
       <w:r>
-        <w:t>Verify that ξ=1 reproduces Lesson 47's Feynman-gauge propagator exactly. Substituting ξ=1 cancels the k_μk_ν term, leaving −ig_μν/(k²+iε).</w:t>
+        <w:t>Verify that Landau gauge is transverse. With ξ = 0, k^μ(g_μν − k_μk_ν/k²) = k_ν − k²k_ν/k² = 0. For general ξ, k^μD_μν = −iξk_ν/k². Only the longitudinal part survives, and it is proportional to ξ, the weight that the gauge-fixing term gave to longitudinal configurations.</w:t>
       </w:r>
     </w:p>
     <w:p>
@@ -591,12 +1651,12 @@
         <w:pStyle w:val="Heading2"/>
       </w:pPr>
       <w:r>
-        <w:t>3 What is not yet proved</w:t>
+        <w:t>4 Unphysical polarizations</w:t>
       </w:r>
     </w:p>
     <w:p>
       <w:r>
-        <w:t>A physical amplitude, after summing diagrams, must not depend on ξ. That is a statement about the full theory's gauge invariance, not about this propagator sitting by itself. Lesson 47 argued that k_μ pieces drop against conserved currents. Lesson 71 proves the Ward identity that makes this precise for the quantum amplitude, including loops.</w:t>
+        <w:t>In Feynman gauge all four components of A propagate, so the theory contains four polarization states for each momentum: two transverse, one along k, and one timelike. The commutator that follows from Section 2.2 is [a_μ(k), a_ν†(k′)] ∝ −g_μν δ³(k − k′), with a positive constant of proportionality set by Lesson 33's normalization. For the timelike component, −g₀₀ = −1, so that state has negative norm. Such states would be fatal if they could be produced in a physical process. They are not, because the longitudinal and timelike states always enter together, and their contributions cancel between them. This is the content of the Gupta–Bleuler condition. In the language of amplitudes, it is the statement that k_μℳ^μ = 0. Lesson 51 used exactly that statement to replace the physical polarization sum by −g_μν. Both rest on the Ward identity of Lesson 71.</w:t>
       </w:r>
     </w:p>
     <w:p>
@@ -604,7 +1664,260 @@
         <w:pStyle w:val="Heading2"/>
       </w:pPr>
       <w:r>
-        <w:t>4 Connections to QED</w:t>
+        <w:t>5 Watching ξ drop out</w:t>
+      </w:r>
+    </w:p>
+    <w:p>
+      <w:pPr>
+        <w:pStyle w:val="Heading3"/>
+      </w:pPr>
+      <w:r>
+        <w:t>5.1 Electron-muon scattering at tree level</w:t>
+      </w:r>
+    </w:p>
+    <w:p>
+      <w:r>
+        <w:t>The amplitude of Lesson 53 has the structure J_e^μ D_μν(q; ξ) J_μ^ν, with J_e^μ = ū(p′)γ^μu(p) for the electron and q = p′ − p. The ξ-dependent piece of the propagator is proportional to q_μq_ν, so it contributes only through q_μJ_e^μ and q_νJ_μ^ν.</w:t>
+      </w:r>
+    </w:p>
+    <w:p>
+      <w:pPr>
+        <w:pStyle w:val="Heading3"/>
+      </w:pPr>
+      <w:r>
+        <w:t>5.2 The cancellation</w:t>
+      </w:r>
+    </w:p>
+    <w:p>
+      <w:r>
+        <w:t>Using the Dirac equation for the external spinors, p̸u(p) = mu(p) and ū(p′)p̸′ = mū(p′):</w:t>
+      </w:r>
+    </w:p>
+    <w:p>
+      <w:pPr>
+        <w:spacing w:before="100" w:after="160"/>
+        <w:jc w:val="center"/>
+      </w:pPr>
+      <m:oMathPara>
+        <m:oMath>
+          <m:sSub>
+            <m:e>
+              <m:r>
+                <m:t xml:space="preserve">q</m:t>
+              </m:r>
+            </m:e>
+            <m:sub>
+              <m:r>
+                <m:t xml:space="preserve">μ</m:t>
+              </m:r>
+            </m:sub>
+          </m:sSub>
+          <m:r>
+            <m:t xml:space="preserve">ū</m:t>
+          </m:r>
+          <m:r>
+            <m:t xml:space="preserve">[</m:t>
+          </m:r>
+          <m:r>
+            <m:t xml:space="preserve">p</m:t>
+          </m:r>
+          <m:r>
+            <m:t xml:space="preserve">′</m:t>
+          </m:r>
+          <m:r>
+            <m:t xml:space="preserve">]</m:t>
+          </m:r>
+          <m:sSup>
+            <m:e>
+              <m:r>
+                <m:t xml:space="preserve">γ</m:t>
+              </m:r>
+            </m:e>
+            <m:sup>
+              <m:r>
+                <m:t xml:space="preserve">μ</m:t>
+              </m:r>
+            </m:sup>
+          </m:sSup>
+          <m:r>
+            <m:t xml:space="preserve">u</m:t>
+          </m:r>
+          <m:r>
+            <m:t xml:space="preserve">[</m:t>
+          </m:r>
+          <m:r>
+            <m:t xml:space="preserve">p</m:t>
+          </m:r>
+          <m:r>
+            <m:t xml:space="preserve">]</m:t>
+          </m:r>
+          <m:r>
+            <m:t xml:space="preserve">=</m:t>
+          </m:r>
+          <m:r>
+            <m:t xml:space="preserve">ū</m:t>
+          </m:r>
+          <m:r>
+            <m:t xml:space="preserve">[</m:t>
+          </m:r>
+          <m:r>
+            <m:t xml:space="preserve">p</m:t>
+          </m:r>
+          <m:r>
+            <m:t xml:space="preserve">′</m:t>
+          </m:r>
+          <m:r>
+            <m:t xml:space="preserve">]</m:t>
+          </m:r>
+          <m:r>
+            <m:t xml:space="preserve">[</m:t>
+          </m:r>
+          <m:acc>
+            <m:accPr>
+              <m:chr m:val="/"/>
+            </m:accPr>
+            <m:e>
+              <m:r>
+                <m:t xml:space="preserve">p</m:t>
+              </m:r>
+            </m:e>
+          </m:acc>
+          <m:r>
+            <m:t xml:space="preserve">′</m:t>
+          </m:r>
+          <m:r>
+            <m:t xml:space="preserve">−</m:t>
+          </m:r>
+          <m:acc>
+            <m:accPr>
+              <m:chr m:val="/"/>
+            </m:accPr>
+            <m:e>
+              <m:r>
+                <m:t xml:space="preserve">p</m:t>
+              </m:r>
+            </m:e>
+          </m:acc>
+          <m:r>
+            <m:t xml:space="preserve">]</m:t>
+          </m:r>
+          <m:r>
+            <m:t xml:space="preserve">u</m:t>
+          </m:r>
+          <m:r>
+            <m:t xml:space="preserve">[</m:t>
+          </m:r>
+          <m:r>
+            <m:t xml:space="preserve">p</m:t>
+          </m:r>
+          <m:r>
+            <m:t xml:space="preserve">]</m:t>
+          </m:r>
+          <m:r>
+            <m:t xml:space="preserve">=</m:t>
+          </m:r>
+          <m:r>
+            <m:t xml:space="preserve">[</m:t>
+          </m:r>
+          <m:r>
+            <m:t xml:space="preserve">m</m:t>
+          </m:r>
+          <m:r>
+            <m:t xml:space="preserve">−</m:t>
+          </m:r>
+          <m:r>
+            <m:t xml:space="preserve">m</m:t>
+          </m:r>
+          <m:r>
+            <m:t xml:space="preserve">]</m:t>
+          </m:r>
+          <m:r>
+            <m:t xml:space="preserve">ū</m:t>
+          </m:r>
+          <m:r>
+            <m:t xml:space="preserve">[</m:t>
+          </m:r>
+          <m:r>
+            <m:t xml:space="preserve">p</m:t>
+          </m:r>
+          <m:r>
+            <m:t xml:space="preserve">′</m:t>
+          </m:r>
+          <m:r>
+            <m:t xml:space="preserve">]</m:t>
+          </m:r>
+          <m:r>
+            <m:t xml:space="preserve">u</m:t>
+          </m:r>
+          <m:r>
+            <m:t xml:space="preserve">[</m:t>
+          </m:r>
+          <m:r>
+            <m:t xml:space="preserve">p</m:t>
+          </m:r>
+          <m:r>
+            <m:t xml:space="preserve">]</m:t>
+          </m:r>
+          <m:r>
+            <m:t xml:space="preserve">=</m:t>
+          </m:r>
+          <m:r>
+            <m:t xml:space="preserve">0</m:t>
+          </m:r>
+        </m:oMath>
+      </m:oMathPara>
+    </w:p>
+    <w:p>
+      <w:r>
+        <w:t>The same holds at the muon line. The ξ term vanishes identically, and the tree-level amplitude is the same in every covariant gauge.</w:t>
+      </w:r>
+    </w:p>
+    <w:p>
+      <w:r>
+        <w:rPr>
+          <w:b/>
+          <w:i/>
+        </w:rPr>
+        <w:t>Worked example 4</w:t>
+      </w:r>
+    </w:p>
+    <w:p>
+      <w:r>
+        <w:t>Explain why the same argument fails for an off-shell electron line. If the electron is internal, carrying momentum p with p² ≠ m², then p̸ acting on a propagator is not m, and q_μγ^μ does not reduce to zero. Individual diagrams with internal lines can therefore depend on ξ. What is guaranteed is that the sum over all diagrams with the same external, on-shell particles does not. Compton scattering in Lesson 56 is the first example. There, the k_μ terms from a photon line cancel between the direct and crossed diagrams, not within either one.</w:t>
+      </w:r>
+    </w:p>
+    <w:p>
+      <w:pPr>
+        <w:pStyle w:val="Heading3"/>
+      </w:pPr>
+      <w:r>
+        <w:t>5.3 What may depend on ξ</w:t>
+      </w:r>
+    </w:p>
+    <w:p>
+      <w:r>
+        <w:t>Quantities that are not observable are allowed to depend on the gauge. Lesson 63's electron self-energy, computed in Feynman gauge, changes with ξ. So does the field-renormalization constant Z₂ of Lesson 67. The physical mass, defined by the pole of the propagator, does not. Neither does the charge renormalization Z₃ of Lesson 68, which comes from the photon's own vacuum polarization: the loop has no internal photon line, so ξ never enters. Lesson 71 shows that the vertex constant Z₁ depends on ξ in exactly the way Z₂ does, so that the combination which renormalizes the charge is gauge-independent. In non-Abelian theories, gauge fixing also introduces Faddeev–Popov ghost fields. In QED these ghosts do not couple to anything and can be ignored, a fact this course quotes without developing.</w:t>
+      </w:r>
+    </w:p>
+    <w:p>
+      <w:pPr>
+        <w:pStyle w:val="Heading2"/>
+      </w:pPr>
+      <w:r>
+        <w:t>6 What this lesson has not done</w:t>
+      </w:r>
+    </w:p>
+    <w:p>
+      <w:r>
+        <w:t>This lesson has derived the propagator for every ξ and checked ξ-independence at tree level for one process. It has not proved ξ-independence for a general amplitude, which requires the Ward identity, and it has not developed the Gupta–Bleuler construction or the path-integral account of gauge fixing, in which ℒ_gf arises from averaging over gauge slices. Lesson 71 supplies the first. Lessons 79 to 83 return to the second in functional language.</w:t>
+      </w:r>
+    </w:p>
+    <w:p>
+      <w:pPr>
+        <w:pStyle w:val="Heading2"/>
+      </w:pPr>
+      <w:r>
+        <w:t>7 Connections to QED</w:t>
       </w:r>
     </w:p>
     <w:tbl>
@@ -680,7 +1993,7 @@
           </w:tcPr>
           <w:p>
             <w:r>
-              <w:t>ℒ_gf=−(∂·A)²/(2ξ)</w:t>
+              <w:t>π⁰ = 0 and a non-invertible operator without gauge fixing</w:t>
             </w:r>
           </w:p>
         </w:tc>
@@ -697,7 +2010,7 @@
           </w:tcPr>
           <w:p>
             <w:r>
-              <w:t>Covariant starting point for the photon</w:t>
+              <w:t>Why covariant quantization needs ℒ_gf</w:t>
             </w:r>
           </w:p>
         </w:tc>
@@ -717,7 +2030,7 @@
           </w:tcPr>
           <w:p>
             <w:r>
-              <w:t>D_μν(k;ξ)</w:t>
+              <w:t>ℒ_gf = −(∂·A)²/(2ξ), ∂²(∂·A) = 0</w:t>
             </w:r>
           </w:p>
         </w:tc>
@@ -735,7 +2048,7 @@
           </w:tcPr>
           <w:p>
             <w:r>
-              <w:t>Interpolating propagator; ξ=1 is Feynman gauge</w:t>
+              <w:t>The covariant starting point; ∂·A decouples</w:t>
             </w:r>
           </w:p>
         </w:tc>
@@ -754,7 +2067,7 @@
           </w:tcPr>
           <w:p>
             <w:r>
-              <w:t>ξ-independence postponed</w:t>
+              <w:t>D_μν(k; ξ) = −i[g_μν − (1−ξ)k_μk_ν/k²]/(k² + iε)</w:t>
             </w:r>
           </w:p>
         </w:tc>
@@ -771,7 +2084,119 @@
           </w:tcPr>
           <w:p>
             <w:r>
-              <w:t>Proved via the Ward identity, Lesson 71</w:t>
+              <w:t>Every loop with an internal photon; ξ checks in Lessons 71 and 72</w:t>
+            </w:r>
+          </w:p>
+        </w:tc>
+      </w:tr>
+      <w:tr>
+        <w:tc>
+          <w:tcPr>
+            <w:tcW w:type="dxa" w:w="3264"/>
+            <w:vAlign w:val="center"/>
+            <w:shd w:fill="EAF2F8"/>
+            <w:tcMar>
+              <w:top w:w="100" w:type="dxa"/>
+              <w:start w:w="100" w:type="dxa"/>
+              <w:bottom w:w="100" w:type="dxa"/>
+              <w:end w:w="100" w:type="dxa"/>
+            </w:tcMar>
+          </w:tcPr>
+          <w:p>
+            <w:r>
+              <w:t>ξ = 1 Feynman, ξ = 0 Landau</w:t>
+            </w:r>
+          </w:p>
+        </w:tc>
+        <w:tc>
+          <w:tcPr>
+            <w:tcW w:type="dxa" w:w="6528"/>
+            <w:vAlign w:val="center"/>
+            <w:shd w:fill="EAF2F8"/>
+            <w:tcMar>
+              <w:top w:w="100" w:type="dxa"/>
+              <w:start w:w="100" w:type="dxa"/>
+              <w:bottom w:w="100" w:type="dxa"/>
+              <w:end w:w="100" w:type="dxa"/>
+            </w:tcMar>
+          </w:tcPr>
+          <w:p>
+            <w:r>
+              <w:t>The gauges used in calculations from Lesson 47 on</w:t>
+            </w:r>
+          </w:p>
+        </w:tc>
+      </w:tr>
+      <w:tr>
+        <w:tc>
+          <w:tcPr>
+            <w:tcW w:type="dxa" w:w="3264"/>
+            <w:vAlign w:val="center"/>
+            <w:tcMar>
+              <w:top w:w="100" w:type="dxa"/>
+              <w:start w:w="100" w:type="dxa"/>
+              <w:bottom w:w="100" w:type="dxa"/>
+              <w:end w:w="100" w:type="dxa"/>
+            </w:tcMar>
+          </w:tcPr>
+          <w:p>
+            <w:r>
+              <w:t>q_μū(p′)γ^μu(p) = 0 on shell</w:t>
+            </w:r>
+          </w:p>
+        </w:tc>
+        <w:tc>
+          <w:tcPr>
+            <w:tcW w:type="dxa" w:w="6528"/>
+            <w:vAlign w:val="center"/>
+            <w:tcMar>
+              <w:top w:w="100" w:type="dxa"/>
+              <w:start w:w="100" w:type="dxa"/>
+              <w:bottom w:w="100" w:type="dxa"/>
+              <w:end w:w="100" w:type="dxa"/>
+            </w:tcMar>
+          </w:tcPr>
+          <w:p>
+            <w:r>
+              <w:t>The simplest instance of the Ward identity, Lesson 71</w:t>
+            </w:r>
+          </w:p>
+        </w:tc>
+      </w:tr>
+      <w:tr>
+        <w:tc>
+          <w:tcPr>
+            <w:tcW w:type="dxa" w:w="3264"/>
+            <w:vAlign w:val="center"/>
+            <w:shd w:fill="EAF2F8"/>
+            <w:tcMar>
+              <w:top w:w="100" w:type="dxa"/>
+              <w:start w:w="100" w:type="dxa"/>
+              <w:bottom w:w="100" w:type="dxa"/>
+              <w:end w:w="100" w:type="dxa"/>
+            </w:tcMar>
+          </w:tcPr>
+          <w:p>
+            <w:r>
+              <w:t>Z₂ depends on ξ, Z₃ does not</w:t>
+            </w:r>
+          </w:p>
+        </w:tc>
+        <w:tc>
+          <w:tcPr>
+            <w:tcW w:type="dxa" w:w="6528"/>
+            <w:vAlign w:val="center"/>
+            <w:shd w:fill="EAF2F8"/>
+            <w:tcMar>
+              <w:top w:w="100" w:type="dxa"/>
+              <w:start w:w="100" w:type="dxa"/>
+              <w:bottom w:w="100" w:type="dxa"/>
+              <w:end w:w="100" w:type="dxa"/>
+            </w:tcMar>
+          </w:tcPr>
+          <w:p>
+            <w:r>
+              <w:t>Charge renormalization and Z₁ = Z₂, Lesson 71</w:t>
             </w:r>
           </w:p>
         </w:tc>
@@ -782,7 +2207,7 @@
         <w:pStyle w:val="Heading2"/>
       </w:pPr>
       <w:r>
-        <w:t>5 Summary</w:t>
+        <w:t>8 Summary</w:t>
       </w:r>
     </w:p>
     <w:p>
@@ -794,7 +2219,7 @@
         </w:numPr>
       </w:pPr>
       <w:r>
-        <w:t>−¼F² has no inverse because of residual gauge freedom.</w:t>
+        <w:t>Without gauge fixing, π⁰ = 0 and the operator k²g^μν − k^μk^ν annihilates k_ν, so no covariant propagator exists.</w:t>
       </w:r>
     </w:p>
     <w:p>
@@ -806,7 +2231,7 @@
         </w:numPr>
       </w:pPr>
       <w:r>
-        <w:t>ℒ_gf=−(∂·A)²/(2ξ) makes the kinetic operator invertible.</w:t>
+        <w:t>ℒ_gf = −(∂·A)²/(2ξ) restores π⁰ and makes the operator invertible. Current conservation then gives ∂²(∂·A) = 0, so the extra degree of freedom decouples.</w:t>
       </w:r>
     </w:p>
     <w:p>
@@ -818,7 +2243,7 @@
         </w:numPr>
       </w:pPr>
       <w:r>
-        <w:t>D_μν=−i[g_μν−(1−ξ)k_μk_ν/k²]/(k²+iε); ξ=1 is Feynman gauge, ξ=0 is Landau gauge.</w:t>
+        <w:t>With projectors, O = −k²P_T − (k²/ξ)P_L, and D_μν = −i[g_μν − (1−ξ)k_μk_ν/k²]/(k² + iε).</w:t>
       </w:r>
     </w:p>
     <w:p>
@@ -830,7 +2255,19 @@
         </w:numPr>
       </w:pPr>
       <w:r>
-        <w:t>Independence of ξ is Lesson 71, not an algebraic identity of this propagator alone.</w:t>
+        <w:t>ξ = 1 is Feynman gauge and ξ = 0 is Landau gauge. Coulomb gauge is not a value of ξ.</w:t>
+      </w:r>
+    </w:p>
+    <w:p>
+      <w:pPr>
+        <w:pStyle w:val="ListNumber"/>
+        <w:numPr>
+          <w:ilvl w:val="0"/>
+          <w:numId w:val="10"/>
+        </w:numPr>
+      </w:pPr>
+      <w:r>
+        <w:t>At tree level, on-shell spinors make q_μJ^μ = 0, so ξ drops out of electron-muon scattering. Individual diagrams with internal lines may depend on ξ, and so may Z₂, but observables may not.</w:t>
       </w:r>
     </w:p>
     <w:p>
@@ -851,15 +2288,13 @@
         <w:tblLook w:firstColumn="1" w:firstRow="1" w:lastColumn="0" w:lastRow="0" w:noHBand="0" w:noVBand="1" w:val="04A0"/>
       </w:tblPr>
       <w:tblGrid>
-        <w:gridCol w:w="2448"/>
-        <w:gridCol w:w="2448"/>
-        <w:gridCol w:w="2448"/>
-        <w:gridCol w:w="2448"/>
+        <w:gridCol w:w="720"/>
+        <w:gridCol w:w="9072"/>
       </w:tblGrid>
       <w:tr>
         <w:tc>
           <w:tcPr>
-            <w:tcW w:type="dxa" w:w="2448"/>
+            <w:tcW w:type="dxa" w:w="720"/>
             <w:shd w:fill="1F4E78"/>
             <w:vAlign w:val="center"/>
             <w:tcMar>
@@ -881,7 +2316,7 @@
         </w:tc>
         <w:tc>
           <w:tcPr>
-            <w:tcW w:type="dxa" w:w="2448"/>
+            <w:tcW w:type="dxa" w:w="9072"/>
             <w:shd w:fill="1F4E78"/>
             <w:vAlign w:val="center"/>
             <w:tcMar>
@@ -901,53 +2336,11 @@
             </w:r>
           </w:p>
         </w:tc>
-        <w:tc>
-          <w:tcPr>
-            <w:tcW w:type="dxa" w:w="2448"/>
-            <w:shd w:fill="1F4E78"/>
-            <w:vAlign w:val="center"/>
-            <w:tcMar>
-              <w:top w:w="100" w:type="dxa"/>
-              <w:start w:w="100" w:type="dxa"/>
-              <w:bottom w:w="100" w:type="dxa"/>
-              <w:end w:w="100" w:type="dxa"/>
-            </w:tcMar>
-          </w:tcPr>
-          <w:p>
-            <w:r>
-              <w:rPr>
-                <w:b/>
-                <w:color w:val="FFFFFF"/>
-              </w:rPr>
-            </w:r>
-          </w:p>
-        </w:tc>
-        <w:tc>
-          <w:tcPr>
-            <w:tcW w:type="dxa" w:w="2448"/>
-            <w:shd w:fill="1F4E78"/>
-            <w:vAlign w:val="center"/>
-            <w:tcMar>
-              <w:top w:w="100" w:type="dxa"/>
-              <w:start w:w="100" w:type="dxa"/>
-              <w:bottom w:w="100" w:type="dxa"/>
-              <w:end w:w="100" w:type="dxa"/>
-            </w:tcMar>
-          </w:tcPr>
-          <w:p>
-            <w:r>
-              <w:rPr>
-                <w:b/>
-                <w:color w:val="FFFFFF"/>
-              </w:rPr>
-            </w:r>
-          </w:p>
-        </w:tc>
       </w:tr>
       <w:tr>
         <w:tc>
           <w:tcPr>
-            <w:tcW w:type="dxa" w:w="2448"/>
+            <w:tcW w:type="dxa" w:w="720"/>
             <w:vAlign w:val="center"/>
             <w:tcMar>
               <w:top w:w="100" w:type="dxa"/>
@@ -964,7 +2357,7 @@
         </w:tc>
         <w:tc>
           <w:tcPr>
-            <w:tcW w:type="dxa" w:w="2448"/>
+            <w:tcW w:type="dxa" w:w="9072"/>
             <w:vAlign w:val="center"/>
             <w:tcMar>
               <w:top w:w="100" w:type="dxa"/>
@@ -975,41 +2368,15 @@
           </w:tcPr>
           <w:p>
             <w:r>
-              <w:t>Show that A_μ→A_μ+∂_μχ leaves F_μν invariant, so −¼F² cannot distinguish gauges.</w:t>
+              <w:t>Show that F^00 = 0, and conclude that π⁰ = 0 for the Maxwell Lagrangian.</w:t>
             </w:r>
           </w:p>
-        </w:tc>
-        <w:tc>
-          <w:tcPr>
-            <w:tcW w:type="dxa" w:w="2448"/>
-            <w:vAlign w:val="center"/>
-            <w:tcMar>
-              <w:top w:w="100" w:type="dxa"/>
-              <w:start w:w="100" w:type="dxa"/>
-              <w:bottom w:w="100" w:type="dxa"/>
-              <w:end w:w="100" w:type="dxa"/>
-            </w:tcMar>
-          </w:tcPr>
-          <w:p/>
-        </w:tc>
-        <w:tc>
-          <w:tcPr>
-            <w:tcW w:type="dxa" w:w="2448"/>
-            <w:vAlign w:val="center"/>
-            <w:tcMar>
-              <w:top w:w="100" w:type="dxa"/>
-              <w:start w:w="100" w:type="dxa"/>
-              <w:bottom w:w="100" w:type="dxa"/>
-              <w:end w:w="100" w:type="dxa"/>
-            </w:tcMar>
-          </w:tcPr>
-          <w:p/>
         </w:tc>
       </w:tr>
       <w:tr>
         <w:tc>
           <w:tcPr>
-            <w:tcW w:type="dxa" w:w="2448"/>
+            <w:tcW w:type="dxa" w:w="720"/>
             <w:vAlign w:val="center"/>
             <w:shd w:fill="EAF2F8"/>
             <w:tcMar>
@@ -1027,7 +2394,7 @@
         </w:tc>
         <w:tc>
           <w:tcPr>
-            <w:tcW w:type="dxa" w:w="2448"/>
+            <w:tcW w:type="dxa" w:w="9072"/>
             <w:vAlign w:val="center"/>
             <w:shd w:fill="EAF2F8"/>
             <w:tcMar>
@@ -1039,43 +2406,15 @@
           </w:tcPr>
           <w:p>
             <w:r>
-              <w:t>Show that the kinetic operator k²g_μν−k_μk_ν annihilates k^ν.</w:t>
+              <w:t>Integrate −¼F_μνF^μν by parts and obtain ½A_μ[∂²g^μν − ∂^μ∂^ν]A_ν, stating which surface terms are dropped.</w:t>
             </w:r>
           </w:p>
-        </w:tc>
-        <w:tc>
-          <w:tcPr>
-            <w:tcW w:type="dxa" w:w="2448"/>
-            <w:vAlign w:val="center"/>
-            <w:shd w:fill="EAF2F8"/>
-            <w:tcMar>
-              <w:top w:w="100" w:type="dxa"/>
-              <w:start w:w="100" w:type="dxa"/>
-              <w:bottom w:w="100" w:type="dxa"/>
-              <w:end w:w="100" w:type="dxa"/>
-            </w:tcMar>
-          </w:tcPr>
-          <w:p/>
-        </w:tc>
-        <w:tc>
-          <w:tcPr>
-            <w:tcW w:type="dxa" w:w="2448"/>
-            <w:vAlign w:val="center"/>
-            <w:shd w:fill="EAF2F8"/>
-            <w:tcMar>
-              <w:top w:w="100" w:type="dxa"/>
-              <w:start w:w="100" w:type="dxa"/>
-              <w:bottom w:w="100" w:type="dxa"/>
-              <w:end w:w="100" w:type="dxa"/>
-            </w:tcMar>
-          </w:tcPr>
-          <w:p/>
         </w:tc>
       </w:tr>
       <w:tr>
         <w:tc>
           <w:tcPr>
-            <w:tcW w:type="dxa" w:w="2448"/>
+            <w:tcW w:type="dxa" w:w="720"/>
             <w:vAlign w:val="center"/>
             <w:tcMar>
               <w:top w:w="100" w:type="dxa"/>
@@ -1092,7 +2431,7 @@
         </w:tc>
         <w:tc>
           <w:tcPr>
-            <w:tcW w:type="dxa" w:w="2448"/>
+            <w:tcW w:type="dxa" w:w="9072"/>
             <w:vAlign w:val="center"/>
             <w:tcMar>
               <w:top w:w="100" w:type="dxa"/>
@@ -1103,41 +2442,15 @@
           </w:tcPr>
           <w:p>
             <w:r>
-              <w:t>Why does the absence of an inverse prevent writing a propagator?</w:t>
+              <w:t>Vary −¼F² − (∂·A)²/(2ξ) − j·A with respect to A_ν and derive Section 2.3's field equation.</w:t>
             </w:r>
           </w:p>
-        </w:tc>
-        <w:tc>
-          <w:tcPr>
-            <w:tcW w:type="dxa" w:w="2448"/>
-            <w:vAlign w:val="center"/>
-            <w:tcMar>
-              <w:top w:w="100" w:type="dxa"/>
-              <w:start w:w="100" w:type="dxa"/>
-              <w:bottom w:w="100" w:type="dxa"/>
-              <w:end w:w="100" w:type="dxa"/>
-            </w:tcMar>
-          </w:tcPr>
-          <w:p/>
-        </w:tc>
-        <w:tc>
-          <w:tcPr>
-            <w:tcW w:type="dxa" w:w="2448"/>
-            <w:vAlign w:val="center"/>
-            <w:tcMar>
-              <w:top w:w="100" w:type="dxa"/>
-              <w:start w:w="100" w:type="dxa"/>
-              <w:bottom w:w="100" w:type="dxa"/>
-              <w:end w:w="100" w:type="dxa"/>
-            </w:tcMar>
-          </w:tcPr>
-          <w:p/>
         </w:tc>
       </w:tr>
       <w:tr>
         <w:tc>
           <w:tcPr>
-            <w:tcW w:type="dxa" w:w="2448"/>
+            <w:tcW w:type="dxa" w:w="720"/>
             <w:vAlign w:val="center"/>
             <w:shd w:fill="EAF2F8"/>
             <w:tcMar>
@@ -1155,7 +2468,7 @@
         </w:tc>
         <w:tc>
           <w:tcPr>
-            <w:tcW w:type="dxa" w:w="2448"/>
+            <w:tcW w:type="dxa" w:w="9072"/>
             <w:vAlign w:val="center"/>
             <w:shd w:fill="EAF2F8"/>
             <w:tcMar>
@@ -1167,43 +2480,15 @@
           </w:tcPr>
           <w:p>
             <w:r>
-              <w:t>Write ℒ_gf and state the mass dimension of ξ (dimensionless).</w:t>
+              <w:t>Verify P_T + P_L = g, P_T² = P_T, P_L² = P_L, and P_TP_L = 0, contracting indices explicitly.</w:t>
             </w:r>
           </w:p>
-        </w:tc>
-        <w:tc>
-          <w:tcPr>
-            <w:tcW w:type="dxa" w:w="2448"/>
-            <w:vAlign w:val="center"/>
-            <w:shd w:fill="EAF2F8"/>
-            <w:tcMar>
-              <w:top w:w="100" w:type="dxa"/>
-              <w:start w:w="100" w:type="dxa"/>
-              <w:bottom w:w="100" w:type="dxa"/>
-              <w:end w:w="100" w:type="dxa"/>
-            </w:tcMar>
-          </w:tcPr>
-          <w:p/>
-        </w:tc>
-        <w:tc>
-          <w:tcPr>
-            <w:tcW w:type="dxa" w:w="2448"/>
-            <w:vAlign w:val="center"/>
-            <w:shd w:fill="EAF2F8"/>
-            <w:tcMar>
-              <w:top w:w="100" w:type="dxa"/>
-              <w:start w:w="100" w:type="dxa"/>
-              <w:bottom w:w="100" w:type="dxa"/>
-              <w:end w:w="100" w:type="dxa"/>
-            </w:tcMar>
-          </w:tcPr>
-          <w:p/>
         </w:tc>
       </w:tr>
       <w:tr>
         <w:tc>
           <w:tcPr>
-            <w:tcW w:type="dxa" w:w="2448"/>
+            <w:tcW w:type="dxa" w:w="720"/>
             <w:vAlign w:val="center"/>
             <w:tcMar>
               <w:top w:w="100" w:type="dxa"/>
@@ -1220,7 +2505,7 @@
         </w:tc>
         <w:tc>
           <w:tcPr>
-            <w:tcW w:type="dxa" w:w="2448"/>
+            <w:tcW w:type="dxa" w:w="9072"/>
             <w:vAlign w:val="center"/>
             <w:tcMar>
               <w:top w:w="100" w:type="dxa"/>
@@ -1231,41 +2516,15 @@
           </w:tcPr>
           <w:p>
             <w:r>
-              <w:t>Combine −¼F² with ℒ_gf and read off the momentum-space operator k²g_μν−(1−1/ξ)k_μk_ν.</w:t>
+              <w:t>Multiply O^μν = −k²g^μν + (1 − 1/ξ)k^μk^ν by D_νρ(k; ξ) and show the product is iδ^μ_ρ.</w:t>
             </w:r>
           </w:p>
-        </w:tc>
-        <w:tc>
-          <w:tcPr>
-            <w:tcW w:type="dxa" w:w="2448"/>
-            <w:vAlign w:val="center"/>
-            <w:tcMar>
-              <w:top w:w="100" w:type="dxa"/>
-              <w:start w:w="100" w:type="dxa"/>
-              <w:bottom w:w="100" w:type="dxa"/>
-              <w:end w:w="100" w:type="dxa"/>
-            </w:tcMar>
-          </w:tcPr>
-          <w:p/>
-        </w:tc>
-        <w:tc>
-          <w:tcPr>
-            <w:tcW w:type="dxa" w:w="2448"/>
-            <w:vAlign w:val="center"/>
-            <w:tcMar>
-              <w:top w:w="100" w:type="dxa"/>
-              <w:start w:w="100" w:type="dxa"/>
-              <w:bottom w:w="100" w:type="dxa"/>
-              <w:end w:w="100" w:type="dxa"/>
-            </w:tcMar>
-          </w:tcPr>
-          <w:p/>
         </w:tc>
       </w:tr>
       <w:tr>
         <w:tc>
           <w:tcPr>
-            <w:tcW w:type="dxa" w:w="2448"/>
+            <w:tcW w:type="dxa" w:w="720"/>
             <w:vAlign w:val="center"/>
             <w:shd w:fill="EAF2F8"/>
             <w:tcMar>
@@ -1283,7 +2542,7 @@
         </w:tc>
         <w:tc>
           <w:tcPr>
-            <w:tcW w:type="dxa" w:w="2448"/>
+            <w:tcW w:type="dxa" w:w="9072"/>
             <w:vAlign w:val="center"/>
             <w:shd w:fill="EAF2F8"/>
             <w:tcMar>
@@ -1295,43 +2554,15 @@
           </w:tcPr>
           <w:p>
             <w:r>
-              <w:t>Invert that operator to obtain D_μν(k;ξ).</w:t>
+              <w:t>Show that without gauge fixing (1/ξ → 0) the coefficient of P_L in O vanishes, and explain why this is Section 1.2's problem restated.</w:t>
             </w:r>
           </w:p>
-        </w:tc>
-        <w:tc>
-          <w:tcPr>
-            <w:tcW w:type="dxa" w:w="2448"/>
-            <w:vAlign w:val="center"/>
-            <w:shd w:fill="EAF2F8"/>
-            <w:tcMar>
-              <w:top w:w="100" w:type="dxa"/>
-              <w:start w:w="100" w:type="dxa"/>
-              <w:bottom w:w="100" w:type="dxa"/>
-              <w:end w:w="100" w:type="dxa"/>
-            </w:tcMar>
-          </w:tcPr>
-          <w:p/>
-        </w:tc>
-        <w:tc>
-          <w:tcPr>
-            <w:tcW w:type="dxa" w:w="2448"/>
-            <w:vAlign w:val="center"/>
-            <w:shd w:fill="EAF2F8"/>
-            <w:tcMar>
-              <w:top w:w="100" w:type="dxa"/>
-              <w:start w:w="100" w:type="dxa"/>
-              <w:bottom w:w="100" w:type="dxa"/>
-              <w:end w:w="100" w:type="dxa"/>
-            </w:tcMar>
-          </w:tcPr>
-          <w:p/>
         </w:tc>
       </w:tr>
       <w:tr>
         <w:tc>
           <w:tcPr>
-            <w:tcW w:type="dxa" w:w="2448"/>
+            <w:tcW w:type="dxa" w:w="720"/>
             <w:vAlign w:val="center"/>
             <w:tcMar>
               <w:top w:w="100" w:type="dxa"/>
@@ -1348,7 +2579,7 @@
         </w:tc>
         <w:tc>
           <w:tcPr>
-            <w:tcW w:type="dxa" w:w="2448"/>
+            <w:tcW w:type="dxa" w:w="9072"/>
             <w:vAlign w:val="center"/>
             <w:tcMar>
               <w:top w:w="100" w:type="dxa"/>
@@ -1359,41 +2590,15 @@
           </w:tcPr>
           <w:p>
             <w:r>
-              <w:t>Specialize to ξ=1.</w:t>
+              <w:t>Compute k^μD_μν(k; ξ) for general ξ and interpret the result.</w:t>
             </w:r>
           </w:p>
-        </w:tc>
-        <w:tc>
-          <w:tcPr>
-            <w:tcW w:type="dxa" w:w="2448"/>
-            <w:vAlign w:val="center"/>
-            <w:tcMar>
-              <w:top w:w="100" w:type="dxa"/>
-              <w:start w:w="100" w:type="dxa"/>
-              <w:bottom w:w="100" w:type="dxa"/>
-              <w:end w:w="100" w:type="dxa"/>
-            </w:tcMar>
-          </w:tcPr>
-          <w:p/>
-        </w:tc>
-        <w:tc>
-          <w:tcPr>
-            <w:tcW w:type="dxa" w:w="2448"/>
-            <w:vAlign w:val="center"/>
-            <w:tcMar>
-              <w:top w:w="100" w:type="dxa"/>
-              <w:start w:w="100" w:type="dxa"/>
-              <w:bottom w:w="100" w:type="dxa"/>
-              <w:end w:w="100" w:type="dxa"/>
-            </w:tcMar>
-          </w:tcPr>
-          <w:p/>
         </w:tc>
       </w:tr>
       <w:tr>
         <w:tc>
           <w:tcPr>
-            <w:tcW w:type="dxa" w:w="2448"/>
+            <w:tcW w:type="dxa" w:w="720"/>
             <w:vAlign w:val="center"/>
             <w:shd w:fill="EAF2F8"/>
             <w:tcMar>
@@ -1411,7 +2616,7 @@
         </w:tc>
         <w:tc>
           <w:tcPr>
-            <w:tcW w:type="dxa" w:w="2448"/>
+            <w:tcW w:type="dxa" w:w="9072"/>
             <w:vAlign w:val="center"/>
             <w:shd w:fill="EAF2F8"/>
             <w:tcMar>
@@ -1423,43 +2628,15 @@
           </w:tcPr>
           <w:p>
             <w:r>
-              <w:t>Specialize to ξ=0 and verify k^μ D_μν=0.</w:t>
+              <w:t>Show that ξ → 0 forces ∂·A = 0, the Lorenz condition of Lesson 8.</w:t>
             </w:r>
           </w:p>
-        </w:tc>
-        <w:tc>
-          <w:tcPr>
-            <w:tcW w:type="dxa" w:w="2448"/>
-            <w:vAlign w:val="center"/>
-            <w:shd w:fill="EAF2F8"/>
-            <w:tcMar>
-              <w:top w:w="100" w:type="dxa"/>
-              <w:start w:w="100" w:type="dxa"/>
-              <w:bottom w:w="100" w:type="dxa"/>
-              <w:end w:w="100" w:type="dxa"/>
-            </w:tcMar>
-          </w:tcPr>
-          <w:p/>
-        </w:tc>
-        <w:tc>
-          <w:tcPr>
-            <w:tcW w:type="dxa" w:w="2448"/>
-            <w:vAlign w:val="center"/>
-            <w:shd w:fill="EAF2F8"/>
-            <w:tcMar>
-              <w:top w:w="100" w:type="dxa"/>
-              <w:start w:w="100" w:type="dxa"/>
-              <w:bottom w:w="100" w:type="dxa"/>
-              <w:end w:w="100" w:type="dxa"/>
-            </w:tcMar>
-          </w:tcPr>
-          <w:p/>
         </w:tc>
       </w:tr>
       <w:tr>
         <w:tc>
           <w:tcPr>
-            <w:tcW w:type="dxa" w:w="2448"/>
+            <w:tcW w:type="dxa" w:w="720"/>
             <w:vAlign w:val="center"/>
             <w:tcMar>
               <w:top w:w="100" w:type="dxa"/>
@@ -1476,7 +2653,7 @@
         </w:tc>
         <w:tc>
           <w:tcPr>
-            <w:tcW w:type="dxa" w:w="2448"/>
+            <w:tcW w:type="dxa" w:w="9072"/>
             <w:vAlign w:val="center"/>
             <w:tcMar>
               <w:top w:w="100" w:type="dxa"/>
@@ -1487,41 +2664,15 @@
           </w:tcPr>
           <w:p>
             <w:r>
-              <w:t>Explain why Coulomb gauge is not ξ=something.</w:t>
+              <w:t>Explain why Coulomb gauge cannot be reached by any value of ξ.</w:t>
             </w:r>
           </w:p>
-        </w:tc>
-        <w:tc>
-          <w:tcPr>
-            <w:tcW w:type="dxa" w:w="2448"/>
-            <w:vAlign w:val="center"/>
-            <w:tcMar>
-              <w:top w:w="100" w:type="dxa"/>
-              <w:start w:w="100" w:type="dxa"/>
-              <w:bottom w:w="100" w:type="dxa"/>
-              <w:end w:w="100" w:type="dxa"/>
-            </w:tcMar>
-          </w:tcPr>
-          <w:p/>
-        </w:tc>
-        <w:tc>
-          <w:tcPr>
-            <w:tcW w:type="dxa" w:w="2448"/>
-            <w:vAlign w:val="center"/>
-            <w:tcMar>
-              <w:top w:w="100" w:type="dxa"/>
-              <w:start w:w="100" w:type="dxa"/>
-              <w:bottom w:w="100" w:type="dxa"/>
-              <w:end w:w="100" w:type="dxa"/>
-            </w:tcMar>
-          </w:tcPr>
-          <w:p/>
         </w:tc>
       </w:tr>
       <w:tr>
         <w:tc>
           <w:tcPr>
-            <w:tcW w:type="dxa" w:w="2448"/>
+            <w:tcW w:type="dxa" w:w="720"/>
             <w:vAlign w:val="center"/>
             <w:shd w:fill="EAF2F8"/>
             <w:tcMar>
@@ -1539,7 +2690,7 @@
         </w:tc>
         <w:tc>
           <w:tcPr>
-            <w:tcW w:type="dxa" w:w="2448"/>
+            <w:tcW w:type="dxa" w:w="9072"/>
             <w:vAlign w:val="center"/>
             <w:shd w:fill="EAF2F8"/>
             <w:tcMar>
@@ -1551,43 +2702,15 @@
           </w:tcPr>
           <w:p>
             <w:r>
-              <w:t>What would go wrong if one used D_μν(k;ξ) in a physical amplitude without a Ward identity?</w:t>
+              <w:t>Verify q_μū(p′)γ^μu(p) = 0 for q = p′ − p, using the Dirac equation for both spinors.</w:t>
             </w:r>
           </w:p>
-        </w:tc>
-        <w:tc>
-          <w:tcPr>
-            <w:tcW w:type="dxa" w:w="2448"/>
-            <w:vAlign w:val="center"/>
-            <w:shd w:fill="EAF2F8"/>
-            <w:tcMar>
-              <w:top w:w="100" w:type="dxa"/>
-              <w:start w:w="100" w:type="dxa"/>
-              <w:bottom w:w="100" w:type="dxa"/>
-              <w:end w:w="100" w:type="dxa"/>
-            </w:tcMar>
-          </w:tcPr>
-          <w:p/>
-        </w:tc>
-        <w:tc>
-          <w:tcPr>
-            <w:tcW w:type="dxa" w:w="2448"/>
-            <w:vAlign w:val="center"/>
-            <w:shd w:fill="EAF2F8"/>
-            <w:tcMar>
-              <w:top w:w="100" w:type="dxa"/>
-              <w:start w:w="100" w:type="dxa"/>
-              <w:bottom w:w="100" w:type="dxa"/>
-              <w:end w:w="100" w:type="dxa"/>
-            </w:tcMar>
-          </w:tcPr>
-          <w:p/>
         </w:tc>
       </w:tr>
       <w:tr>
         <w:tc>
           <w:tcPr>
-            <w:tcW w:type="dxa" w:w="2448"/>
+            <w:tcW w:type="dxa" w:w="720"/>
             <w:vAlign w:val="center"/>
             <w:tcMar>
               <w:top w:w="100" w:type="dxa"/>
@@ -1604,7 +2727,7 @@
         </w:tc>
         <w:tc>
           <w:tcPr>
-            <w:tcW w:type="dxa" w:w="2448"/>
+            <w:tcW w:type="dxa" w:w="9072"/>
             <w:vAlign w:val="center"/>
             <w:tcMar>
               <w:top w:w="100" w:type="dxa"/>
@@ -1615,41 +2738,15 @@
           </w:tcPr>
           <w:p>
             <w:r>
-              <w:t>Lesson 37's two transverse polarizations: which ξ choice makes unphysical polarizations most explicit, qualitatively?</w:t>
+              <w:t>Write the ξ-dependent part of the electron-muon amplitude explicitly and show it vanishes.</w:t>
             </w:r>
           </w:p>
-        </w:tc>
-        <w:tc>
-          <w:tcPr>
-            <w:tcW w:type="dxa" w:w="2448"/>
-            <w:vAlign w:val="center"/>
-            <w:tcMar>
-              <w:top w:w="100" w:type="dxa"/>
-              <w:start w:w="100" w:type="dxa"/>
-              <w:bottom w:w="100" w:type="dxa"/>
-              <w:end w:w="100" w:type="dxa"/>
-            </w:tcMar>
-          </w:tcPr>
-          <w:p/>
-        </w:tc>
-        <w:tc>
-          <w:tcPr>
-            <w:tcW w:type="dxa" w:w="2448"/>
-            <w:vAlign w:val="center"/>
-            <w:tcMar>
-              <w:top w:w="100" w:type="dxa"/>
-              <w:start w:w="100" w:type="dxa"/>
-              <w:bottom w:w="100" w:type="dxa"/>
-              <w:end w:w="100" w:type="dxa"/>
-            </w:tcMar>
-          </w:tcPr>
-          <w:p/>
         </w:tc>
       </w:tr>
       <w:tr>
         <w:tc>
           <w:tcPr>
-            <w:tcW w:type="dxa" w:w="2448"/>
+            <w:tcW w:type="dxa" w:w="720"/>
             <w:vAlign w:val="center"/>
             <w:shd w:fill="EAF2F8"/>
             <w:tcMar>
@@ -1667,7 +2764,7 @@
         </w:tc>
         <w:tc>
           <w:tcPr>
-            <w:tcW w:type="dxa" w:w="2448"/>
+            <w:tcW w:type="dxa" w:w="9072"/>
             <w:vAlign w:val="center"/>
             <w:shd w:fill="EAF2F8"/>
             <w:tcMar>
@@ -1679,43 +2776,15 @@
           </w:tcPr>
           <w:p>
             <w:r>
-              <w:t>Does ℒ_gf change Maxwell's equations for physical, conserved currents? Argue using the Lorenz condition.</w:t>
+              <w:t>Explain why Z₃ at one loop cannot depend on ξ, by inspecting which propagators appear in Lesson 62's diagram.</w:t>
             </w:r>
           </w:p>
-        </w:tc>
-        <w:tc>
-          <w:tcPr>
-            <w:tcW w:type="dxa" w:w="2448"/>
-            <w:vAlign w:val="center"/>
-            <w:shd w:fill="EAF2F8"/>
-            <w:tcMar>
-              <w:top w:w="100" w:type="dxa"/>
-              <w:start w:w="100" w:type="dxa"/>
-              <w:bottom w:w="100" w:type="dxa"/>
-              <w:end w:w="100" w:type="dxa"/>
-            </w:tcMar>
-          </w:tcPr>
-          <w:p/>
-        </w:tc>
-        <w:tc>
-          <w:tcPr>
-            <w:tcW w:type="dxa" w:w="2448"/>
-            <w:vAlign w:val="center"/>
-            <w:shd w:fill="EAF2F8"/>
-            <w:tcMar>
-              <w:top w:w="100" w:type="dxa"/>
-              <w:start w:w="100" w:type="dxa"/>
-              <w:bottom w:w="100" w:type="dxa"/>
-              <w:end w:w="100" w:type="dxa"/>
-            </w:tcMar>
-          </w:tcPr>
-          <w:p/>
         </w:tc>
       </w:tr>
       <w:tr>
         <w:tc>
           <w:tcPr>
-            <w:tcW w:type="dxa" w:w="2448"/>
+            <w:tcW w:type="dxa" w:w="720"/>
             <w:vAlign w:val="center"/>
             <w:tcMar>
               <w:top w:w="100" w:type="dxa"/>
@@ -1732,7 +2801,7 @@
         </w:tc>
         <w:tc>
           <w:tcPr>
-            <w:tcW w:type="dxa" w:w="2448"/>
+            <w:tcW w:type="dxa" w:w="9072"/>
             <w:vAlign w:val="center"/>
             <w:tcMar>
               <w:top w:w="100" w:type="dxa"/>
@@ -1743,237 +2812,9 @@
           </w:tcPr>
           <w:p>
             <w:r>
-              <w:t>Recover Lesson 8's Lorenz gauge as the ξ→0 limit of the gauge condition implied by ℒ_gf.</w:t>
+              <w:t>Challenge: in Feynman gauge, show that the timelike polarization state has negative norm, starting from [a_μ, a_ν†] ∝ −g_μν, and explain why this does not make the theory inconsistent.</w:t>
             </w:r>
           </w:p>
-        </w:tc>
-        <w:tc>
-          <w:tcPr>
-            <w:tcW w:type="dxa" w:w="2448"/>
-            <w:vAlign w:val="center"/>
-            <w:tcMar>
-              <w:top w:w="100" w:type="dxa"/>
-              <w:start w:w="100" w:type="dxa"/>
-              <w:bottom w:w="100" w:type="dxa"/>
-              <w:end w:w="100" w:type="dxa"/>
-            </w:tcMar>
-          </w:tcPr>
-          <w:p/>
-        </w:tc>
-        <w:tc>
-          <w:tcPr>
-            <w:tcW w:type="dxa" w:w="2448"/>
-            <w:vAlign w:val="center"/>
-            <w:tcMar>
-              <w:top w:w="100" w:type="dxa"/>
-              <w:start w:w="100" w:type="dxa"/>
-              <w:bottom w:w="100" w:type="dxa"/>
-              <w:end w:w="100" w:type="dxa"/>
-            </w:tcMar>
-          </w:tcPr>
-          <w:p/>
-        </w:tc>
-      </w:tr>
-      <w:tr>
-        <w:tc>
-          <w:tcPr>
-            <w:tcW w:type="dxa" w:w="2448"/>
-            <w:vAlign w:val="center"/>
-            <w:shd w:fill="EAF2F8"/>
-            <w:tcMar>
-              <w:top w:w="100" w:type="dxa"/>
-              <w:start w:w="100" w:type="dxa"/>
-              <w:bottom w:w="100" w:type="dxa"/>
-              <w:end w:w="100" w:type="dxa"/>
-            </w:tcMar>
-          </w:tcPr>
-          <w:p>
-            <w:r>
-              <w:t>14</w:t>
-            </w:r>
-          </w:p>
-        </w:tc>
-        <w:tc>
-          <w:tcPr>
-            <w:tcW w:type="dxa" w:w="2448"/>
-            <w:vAlign w:val="center"/>
-            <w:shd w:fill="EAF2F8"/>
-            <w:tcMar>
-              <w:top w:w="100" w:type="dxa"/>
-              <w:start w:w="100" w:type="dxa"/>
-              <w:bottom w:w="100" w:type="dxa"/>
-              <w:end w:w="100" w:type="dxa"/>
-            </w:tcMar>
-          </w:tcPr>
-          <w:p>
-            <w:r>
-              <w:t>Why is ξ allowed to appear in intermediate diagrams but not in</w:t>
-            </w:r>
-          </w:p>
-        </w:tc>
-        <w:tc>
-          <w:tcPr>
-            <w:tcW w:type="dxa" w:w="2448"/>
-            <w:vAlign w:val="center"/>
-            <w:shd w:fill="EAF2F8"/>
-            <w:tcMar>
-              <w:top w:w="100" w:type="dxa"/>
-              <w:start w:w="100" w:type="dxa"/>
-              <w:bottom w:w="100" w:type="dxa"/>
-              <w:end w:w="100" w:type="dxa"/>
-            </w:tcMar>
-          </w:tcPr>
-          <w:p>
-            <w:r>
-              <w:t>ℳ</w:t>
-            </w:r>
-          </w:p>
-        </w:tc>
-        <w:tc>
-          <w:tcPr>
-            <w:tcW w:type="dxa" w:w="2448"/>
-            <w:vAlign w:val="center"/>
-            <w:shd w:fill="EAF2F8"/>
-            <w:tcMar>
-              <w:top w:w="100" w:type="dxa"/>
-              <w:start w:w="100" w:type="dxa"/>
-              <w:bottom w:w="100" w:type="dxa"/>
-              <w:end w:w="100" w:type="dxa"/>
-            </w:tcMar>
-          </w:tcPr>
-          <w:p>
-            <w:r>
-              <w:t>² after a complete sum?</w:t>
-            </w:r>
-          </w:p>
-        </w:tc>
-      </w:tr>
-      <w:tr>
-        <w:tc>
-          <w:tcPr>
-            <w:tcW w:type="dxa" w:w="2448"/>
-            <w:vAlign w:val="center"/>
-            <w:tcMar>
-              <w:top w:w="100" w:type="dxa"/>
-              <w:start w:w="100" w:type="dxa"/>
-              <w:bottom w:w="100" w:type="dxa"/>
-              <w:end w:w="100" w:type="dxa"/>
-            </w:tcMar>
-          </w:tcPr>
-          <w:p>
-            <w:r>
-              <w:t>15</w:t>
-            </w:r>
-          </w:p>
-        </w:tc>
-        <w:tc>
-          <w:tcPr>
-            <w:tcW w:type="dxa" w:w="2448"/>
-            <w:vAlign w:val="center"/>
-            <w:tcMar>
-              <w:top w:w="100" w:type="dxa"/>
-              <w:start w:w="100" w:type="dxa"/>
-              <w:bottom w:w="100" w:type="dxa"/>
-              <w:end w:w="100" w:type="dxa"/>
-            </w:tcMar>
-          </w:tcPr>
-          <w:p>
-            <w:r>
-              <w:t>Write the ξ-dependent term in D_μν as something proportional to k_μk_ν.</w:t>
-            </w:r>
-          </w:p>
-        </w:tc>
-        <w:tc>
-          <w:tcPr>
-            <w:tcW w:type="dxa" w:w="2448"/>
-            <w:vAlign w:val="center"/>
-            <w:tcMar>
-              <w:top w:w="100" w:type="dxa"/>
-              <w:start w:w="100" w:type="dxa"/>
-              <w:bottom w:w="100" w:type="dxa"/>
-              <w:end w:w="100" w:type="dxa"/>
-            </w:tcMar>
-          </w:tcPr>
-          <w:p/>
-        </w:tc>
-        <w:tc>
-          <w:tcPr>
-            <w:tcW w:type="dxa" w:w="2448"/>
-            <w:vAlign w:val="center"/>
-            <w:tcMar>
-              <w:top w:w="100" w:type="dxa"/>
-              <w:start w:w="100" w:type="dxa"/>
-              <w:bottom w:w="100" w:type="dxa"/>
-              <w:end w:w="100" w:type="dxa"/>
-            </w:tcMar>
-          </w:tcPr>
-          <w:p/>
-        </w:tc>
-      </w:tr>
-      <w:tr>
-        <w:tc>
-          <w:tcPr>
-            <w:tcW w:type="dxa" w:w="2448"/>
-            <w:vAlign w:val="center"/>
-            <w:shd w:fill="EAF2F8"/>
-            <w:tcMar>
-              <w:top w:w="100" w:type="dxa"/>
-              <w:start w:w="100" w:type="dxa"/>
-              <w:bottom w:w="100" w:type="dxa"/>
-              <w:end w:w="100" w:type="dxa"/>
-            </w:tcMar>
-          </w:tcPr>
-          <w:p>
-            <w:r>
-              <w:t>16</w:t>
-            </w:r>
-          </w:p>
-        </w:tc>
-        <w:tc>
-          <w:tcPr>
-            <w:tcW w:type="dxa" w:w="2448"/>
-            <w:vAlign w:val="center"/>
-            <w:shd w:fill="EAF2F8"/>
-            <w:tcMar>
-              <w:top w:w="100" w:type="dxa"/>
-              <w:start w:w="100" w:type="dxa"/>
-              <w:bottom w:w="100" w:type="dxa"/>
-              <w:end w:w="100" w:type="dxa"/>
-            </w:tcMar>
-          </w:tcPr>
-          <w:p>
-            <w:r>
-              <w:t>Challenge: sketch why a closed fermion loop attached to a single photon vanishes when contracted with k_μ, previewing Lesson 71.</w:t>
-            </w:r>
-          </w:p>
-        </w:tc>
-        <w:tc>
-          <w:tcPr>
-            <w:tcW w:type="dxa" w:w="2448"/>
-            <w:vAlign w:val="center"/>
-            <w:shd w:fill="EAF2F8"/>
-            <w:tcMar>
-              <w:top w:w="100" w:type="dxa"/>
-              <w:start w:w="100" w:type="dxa"/>
-              <w:bottom w:w="100" w:type="dxa"/>
-              <w:end w:w="100" w:type="dxa"/>
-            </w:tcMar>
-          </w:tcPr>
-          <w:p/>
-        </w:tc>
-        <w:tc>
-          <w:tcPr>
-            <w:tcW w:type="dxa" w:w="2448"/>
-            <w:vAlign w:val="center"/>
-            <w:shd w:fill="EAF2F8"/>
-            <w:tcMar>
-              <w:top w:w="100" w:type="dxa"/>
-              <w:start w:w="100" w:type="dxa"/>
-              <w:bottom w:w="100" w:type="dxa"/>
-              <w:end w:w="100" w:type="dxa"/>
-            </w:tcMar>
-          </w:tcPr>
-          <w:p/>
         </w:tc>
       </w:tr>
     </w:tbl>
@@ -1996,7 +2837,7 @@
         <w:t xml:space="preserve"> </w:t>
       </w:r>
       <w:r>
-        <w:t>F_μν=∂_μA_ν−∂_νA_μ changes by ∂_μ∂_νχ−∂_ν∂_μχ=0.</w:t>
+        <w:t>F^00 = ∂⁰A⁰ − ∂⁰A⁰ = 0. Since ℒ depends on ∂₀A₀ only through F^00, π⁰ = ∂ℒ/∂(∂₀A₀) = 0.</w:t>
       </w:r>
     </w:p>
     <w:p>
@@ -2010,7 +2851,7 @@
         <w:t xml:space="preserve"> </w:t>
       </w:r>
       <w:r>
-        <w:t>k²k_μ−k_μ(k·k)=0.</w:t>
+        <w:t>−¼F² = −½(∂_μA_ν∂^μA^ν − ∂_μA_ν∂^νA^μ). Integrating each term by parts moves a derivative onto the other field, giving ½A_ν∂²A^ν − ½A_ν∂^ν∂_μA^μ = ½A_μ[∂²g^μν − ∂^μ∂^ν]A_ν. The dropped surface terms vanish for fields that fall off at infinity.</w:t>
       </w:r>
     </w:p>
     <w:p>
@@ -2024,7 +2865,7 @@
         <w:t xml:space="preserve"> </w:t>
       </w:r>
       <w:r>
-        <w:t>The propagator is defined as the inverse of the kinetic operator; no inverse, no Green's function.</w:t>
+        <w:t>∂ℒ/∂(∂_μA_ν) = −F^μν − (1/ξ)g^μν(∂·A), and ∂ℒ/∂A_ν = −j^ν. The Euler–Lagrange equation ∂_μ[∂ℒ/∂(∂_μA_ν)] = ∂ℒ/∂A_ν gives −∂_μF^μν − (1/ξ)∂^ν(∂·A) = −j^ν, which is Section 2.3.</w:t>
       </w:r>
     </w:p>
     <w:p>
@@ -2038,7 +2879,7 @@
         <w:t xml:space="preserve"> </w:t>
       </w:r>
       <w:r>
-        <w:t>ℒ_gf=−(∂·A)²/(2ξ); ξ is dimensionless because ∂·A has dimension 2 and ℒ has dimension 4.</w:t>
+        <w:t>P_T + P_L = g − kk/k² + kk/k² = g. P_L P_L has components k^μk_αk^αk^ν/k⁴ = k^μk^ν/k² = P_L. P_T P_L = (g − P_L)P_L = P_L − P_L = 0. P_T P_T = (g − P_L)(g − P_L) = g − 2P_L + P_L = P_T.</w:t>
       </w:r>
     </w:p>
     <w:p>
@@ -2052,7 +2893,7 @@
         <w:t xml:space="preserve"> </w:t>
       </w:r>
       <w:r>
-        <w:t>The gauge-fixing term contributes (1/ξ)k_μk_ν to the operator, producing k²g_μν−k_μk_ν+(1/ξ)k_μk_ν=k²g_μν−(1−1/ξ)k_μk_ν.</w:t>
+        <w:t>Write O = −k²P_T − (k²/ξ)P_L and D = −i(P_T + ξP_L)/k². Then OD = (−i/k²)(−k²P_T − k²P_L) = i(P_T + P_L) = iδ^μ_ρ, using the projector algebra of Exercise 4.</w:t>
       </w:r>
     </w:p>
     <w:p>
@@ -2066,7 +2907,7 @@
         <w:t xml:space="preserve"> </w:t>
       </w:r>
       <w:r>
-        <w:t>A standard inversion: the inverse of Ag_μν+B k_μk_ν is (1/A)[g_μν−B k_μk_ν/(A+B k²)], yielding the stated D_μν after restoring −i/(k²).</w:t>
+        <w:t>The coefficient of P_L is −k²/ξ, which vanishes as 1/ξ → 0. O then annihilates every longitudinal vector, so it has no inverse, as in Section 1.2.</w:t>
       </w:r>
     </w:p>
     <w:p>
@@ -2080,7 +2921,7 @@
         <w:t xml:space="preserve"> </w:t>
       </w:r>
       <w:r>
-        <w:t>ξ=1: −ig_μν/(k²+iε).</w:t>
+        <w:t>k^μP_T,μν = 0 and k^μP_L,μν = k_ν, so k^μD_μν = −iξk_ν/k². Only the longitudinal part survives, weighted by ξ.</w:t>
       </w:r>
     </w:p>
     <w:p>
@@ -2094,7 +2935,7 @@
         <w:t xml:space="preserve"> </w:t>
       </w:r>
       <w:r>
-        <w:t>ξ=0: −i(g_μν−k_μk_ν/k²)/k²; contracting k^μ gives −i(k_ν−k_ν)/k²=0.</w:t>
+        <w:t>As ξ → 0, the term −(∂·A)²/(2ξ) gives an infinite negative action to any configuration with ∂·A ≠ 0, so only ∂·A = 0 survives. In the propagator, the longitudinal part ξP_L vanishes.</w:t>
       </w:r>
     </w:p>
     <w:p>
@@ -2108,7 +2949,7 @@
         <w:t xml:space="preserve"> </w:t>
       </w:r>
       <w:r>
-        <w:t>Coulomb gauge is ∇·A=0, which singles out a time direction; R_ξ gauges are Lorentz covariant.</w:t>
+        <w:t>∇·A = 0 involves only the spatial components of A in one chosen frame. A condition built from ξ and k^μ is the same in every frame, so no value of ξ can single out a time direction.</w:t>
       </w:r>
     </w:p>
     <w:p>
@@ -2122,7 +2963,7 @@
         <w:t xml:space="preserve"> </w:t>
       </w:r>
       <w:r>
-        <w:t>The k_μk_ν piece could contribute, and different ξ values would appear to give different answers.</w:t>
+        <w:t>q̸ = p̸′ − p̸. Acting to the right, p̸u(p) = mu(p). Acting to the left, ū(p′)p̸′ = mū(p′). So ū(p′)q̸u(p) = mū(p′)u(p) − mū(p′)u(p) = 0.</w:t>
       </w:r>
     </w:p>
     <w:p>
@@ -2136,7 +2977,7 @@
         <w:t xml:space="preserve"> </w:t>
       </w:r>
       <w:r>
-        <w:t>Feynman gauge treats four components symmetrically, so unphysical polarizations are present and must cancel in observables; Coulomb gauge never introduces them.</w:t>
+        <w:t>The ξ term is (ie)²J_e^μ[i(1−ξ)q_μq_ν/q⁴]J_μ^ν, which is proportional to (q·J_e)(q·J_μ). Each factor vanishes by Exercise 10.</w:t>
       </w:r>
     </w:p>
     <w:p>
@@ -2150,7 +2991,7 @@
         <w:t xml:space="preserve"> </w:t>
       </w:r>
       <w:r>
-        <w:t>For a conserved current the extra term generated by ℒ_gf can be arranged to vanish on physical configurations satisfying Lorenz gauge.</w:t>
+        <w:t>Lesson 62's vacuum-polarization loop contains two electron propagators and no internal photon. The gauge parameter lives only in the photon propagator, so it cannot appear.</w:t>
       </w:r>
     </w:p>
     <w:p>
@@ -2164,49 +3005,7 @@
         <w:t xml:space="preserve"> </w:t>
       </w:r>
       <w:r>
-        <w:t>ξ→0 enforces ∂·A=0 as a constraint, Lorenz gauge.</w:t>
-      </w:r>
-    </w:p>
-    <w:p>
-      <w:r>
-        <w:rPr>
-          <w:b/>
-        </w:rPr>
-        <w:t>14.</w:t>
-      </w:r>
-      <w:r>
-        <w:t xml:space="preserve"> </w:t>
-      </w:r>
-      <w:r>
-        <w:t>Gauge invariance of the theory, expressed as a Ward identity, cancels all ξ dependence once every diagram contributing to a physical process is included.</w:t>
-      </w:r>
-    </w:p>
-    <w:p>
-      <w:r>
-        <w:rPr>
-          <w:b/>
-        </w:rPr>
-        <w:t>15.</w:t>
-      </w:r>
-      <w:r>
-        <w:t xml:space="preserve"> </w:t>
-      </w:r>
-      <w:r>
-        <w:t>−i(1−ξ)k_μk_ν/[k²(k²+iε)].</w:t>
-      </w:r>
-    </w:p>
-    <w:p>
-      <w:r>
-        <w:rPr>
-          <w:b/>
-        </w:rPr>
-        <w:t>16.</w:t>
-      </w:r>
-      <w:r>
-        <w:t xml:space="preserve"> </w:t>
-      </w:r>
-      <w:r>
-        <w:t>Current conservation in momentum space is k_μ J^μ=0; a closed loop that is itself a conserved current therefore vanishes when contracted with k_μ, which is the content of transversality in Lesson 62 and of the Ward identity in Lesson 71.</w:t>
+        <w:t>For a state |1_0⟩ = a₀†|0⟩, the norm is ⟨0|a₀a₀†|0⟩ ∝ −g₀₀ = −1 &lt; 0. Physical processes with conserved currents never produce the timelike and longitudinal states except in the combination that cancels, so the negative norm never reaches a probability. The Gupta–Bleuler condition selects the physical subspace, and the Ward identity expresses the cancellation in amplitudes.</w:t>
       </w:r>
     </w:p>
     <w:p>
@@ -2222,7 +3021,7 @@
         <w:pStyle w:val="ListBullet"/>
       </w:pPr>
       <w:r>
-        <w:t>I can explain why −¼F² has no inverse.</w:t>
+        <w:t>I can explain why the Maxwell Lagrangian alone gives π⁰ = 0 and a non-invertible kinetic operator.</w:t>
       </w:r>
     </w:p>
     <w:p>
@@ -2230,7 +3029,7 @@
         <w:pStyle w:val="ListBullet"/>
       </w:pPr>
       <w:r>
-        <w:t>I can write ℒ_gf and the R_ξ propagator.</w:t>
+        <w:t>I can write ℒ_gf, derive the modified field equation, and show that ∂·A decouples.</w:t>
       </w:r>
     </w:p>
     <w:p>
@@ -2238,7 +3037,7 @@
         <w:pStyle w:val="ListBullet"/>
       </w:pPr>
       <w:r>
-        <w:t>I can recover Feynman and Landau gauges as ξ=1 and ξ=0.</w:t>
+        <w:t>I can invert the operator with projectors and write D_μν(k; ξ) from memory.</w:t>
       </w:r>
     </w:p>
     <w:p>
@@ -2246,7 +3045,15 @@
         <w:pStyle w:val="ListBullet"/>
       </w:pPr>
       <w:r>
-        <w:t>I know that ξ-independence is a Ward-identity statement, not automatic.</w:t>
+        <w:t>I can identify Feynman and Landau gauges and explain why Coulomb gauge is not a value of ξ.</w:t>
+      </w:r>
+    </w:p>
+    <w:p>
+      <w:pPr>
+        <w:pStyle w:val="ListBullet"/>
+      </w:pPr>
+      <w:r>
+        <w:t>I can show that ξ drops out of tree-level electron-muon scattering, and name which quantities may depend on ξ.</w:t>
       </w:r>
     </w:p>
     <w:p>
@@ -2259,7 +3066,7 @@
     </w:p>
     <w:p>
       <w:r>
-        <w:t>Lesson 71 proves the Ward identity that makes physical amplitudes independent of ξ, completing the argument Lesson 47 could only sketch.</w:t>
+        <w:t>Lesson 71, Ward Identities, proves the identity that makes physical amplitudes independent of ξ, completing the argument Lesson 47 could only sketch.</w:t>
       </w:r>
     </w:p>
     <w:sectPr>

--- a/Science Books/QED Course/Lesson 70 Gauge Fixing.docx
+++ b/Science Books/QED Course/Lesson 70 Gauge Fixing.docx
@@ -432,6 +432,9 @@
           <m:r>
             <m:t xml:space="preserve">∫</m:t>
           </m:r>
+          <m:r>
+            <m:t xml:space="preserve"> </m:t>
+          </m:r>
           <m:sSup>
             <m:e>
               <m:r>
@@ -448,7 +451,13 @@
             <m:t xml:space="preserve">x</m:t>
           </m:r>
           <m:r>
+            <m:t xml:space="preserve"> </m:t>
+          </m:r>
+          <m:r>
             <m:t xml:space="preserve">½</m:t>
+          </m:r>
+          <m:r>
+            <m:t xml:space="preserve"> </m:t>
           </m:r>
           <m:sSub>
             <m:e>
@@ -463,61 +472,75 @@
             </m:sub>
           </m:sSub>
           <m:r>
-            <m:t xml:space="preserve">[</m:t>
+            <m:t xml:space="preserve"> </m:t>
           </m:r>
-          <m:sSup>
+          <m:d>
+            <m:dPr>
+              <m:begChr m:val="["/>
+              <m:endChr m:val="]"/>
+            </m:dPr>
             <m:e>
+              <m:sSup>
+                <m:e>
+                  <m:r>
+                    <m:t xml:space="preserve">∂</m:t>
+                  </m:r>
+                </m:e>
+                <m:sup>
+                  <m:r>
+                    <m:t xml:space="preserve">2</m:t>
+                  </m:r>
+                </m:sup>
+              </m:sSup>
               <m:r>
-                <m:t xml:space="preserve">∂</m:t>
+                <m:t xml:space="preserve"> </m:t>
               </m:r>
+              <m:sSup>
+                <m:e>
+                  <m:r>
+                    <m:t xml:space="preserve">g</m:t>
+                  </m:r>
+                </m:e>
+                <m:sup>
+                  <m:r>
+                    <m:t xml:space="preserve">μν</m:t>
+                  </m:r>
+                </m:sup>
+              </m:sSup>
+              <m:r>
+                <m:t xml:space="preserve">−</m:t>
+              </m:r>
+              <m:sSup>
+                <m:e>
+                  <m:r>
+                    <m:t xml:space="preserve">∂</m:t>
+                  </m:r>
+                </m:e>
+                <m:sup>
+                  <m:r>
+                    <m:t xml:space="preserve">μ</m:t>
+                  </m:r>
+                </m:sup>
+              </m:sSup>
+              <m:r>
+                <m:t xml:space="preserve"> </m:t>
+              </m:r>
+              <m:sSup>
+                <m:e>
+                  <m:r>
+                    <m:t xml:space="preserve">∂</m:t>
+                  </m:r>
+                </m:e>
+                <m:sup>
+                  <m:r>
+                    <m:t xml:space="preserve">ν</m:t>
+                  </m:r>
+                </m:sup>
+              </m:sSup>
             </m:e>
-            <m:sup>
-              <m:r>
-                <m:t xml:space="preserve">2</m:t>
-              </m:r>
-            </m:sup>
-          </m:sSup>
-          <m:sSup>
-            <m:e>
-              <m:r>
-                <m:t xml:space="preserve">g</m:t>
-              </m:r>
-            </m:e>
-            <m:sup>
-              <m:r>
-                <m:t xml:space="preserve">μν</m:t>
-              </m:r>
-            </m:sup>
-          </m:sSup>
+          </m:d>
           <m:r>
-            <m:t xml:space="preserve">−</m:t>
-          </m:r>
-          <m:sSup>
-            <m:e>
-              <m:r>
-                <m:t xml:space="preserve">∂</m:t>
-              </m:r>
-            </m:e>
-            <m:sup>
-              <m:r>
-                <m:t xml:space="preserve">μ</m:t>
-              </m:r>
-            </m:sup>
-          </m:sSup>
-          <m:sSup>
-            <m:e>
-              <m:r>
-                <m:t xml:space="preserve">∂</m:t>
-              </m:r>
-            </m:e>
-            <m:sup>
-              <m:r>
-                <m:t xml:space="preserve">ν</m:t>
-              </m:r>
-            </m:sup>
-          </m:sSup>
-          <m:r>
-            <m:t xml:space="preserve">]</m:t>
+            <m:t xml:space="preserve"> </m:t>
           </m:r>
           <m:sSub>
             <m:e>
@@ -546,62 +569,73 @@
       </w:pPr>
       <m:oMathPara>
         <m:oMath>
+          <m:d>
+            <m:dPr>
+              <m:begChr m:val="["/>
+              <m:endChr m:val="]"/>
+            </m:dPr>
+            <m:e>
+              <m:sSup>
+                <m:e>
+                  <m:r>
+                    <m:t xml:space="preserve">k</m:t>
+                  </m:r>
+                </m:e>
+                <m:sup>
+                  <m:r>
+                    <m:t xml:space="preserve">2</m:t>
+                  </m:r>
+                </m:sup>
+              </m:sSup>
+              <m:r>
+                <m:t xml:space="preserve"> </m:t>
+              </m:r>
+              <m:sSup>
+                <m:e>
+                  <m:r>
+                    <m:t xml:space="preserve">g</m:t>
+                  </m:r>
+                </m:e>
+                <m:sup>
+                  <m:r>
+                    <m:t xml:space="preserve">μν</m:t>
+                  </m:r>
+                </m:sup>
+              </m:sSup>
+              <m:r>
+                <m:t xml:space="preserve">−</m:t>
+              </m:r>
+              <m:sSup>
+                <m:e>
+                  <m:r>
+                    <m:t xml:space="preserve">k</m:t>
+                  </m:r>
+                </m:e>
+                <m:sup>
+                  <m:r>
+                    <m:t xml:space="preserve">μ</m:t>
+                  </m:r>
+                </m:sup>
+              </m:sSup>
+              <m:r>
+                <m:t xml:space="preserve"> </m:t>
+              </m:r>
+              <m:sSup>
+                <m:e>
+                  <m:r>
+                    <m:t xml:space="preserve">k</m:t>
+                  </m:r>
+                </m:e>
+                <m:sup>
+                  <m:r>
+                    <m:t xml:space="preserve">ν</m:t>
+                  </m:r>
+                </m:sup>
+              </m:sSup>
+            </m:e>
+          </m:d>
           <m:r>
-            <m:t xml:space="preserve">[</m:t>
-          </m:r>
-          <m:sSup>
-            <m:e>
-              <m:r>
-                <m:t xml:space="preserve">k</m:t>
-              </m:r>
-            </m:e>
-            <m:sup>
-              <m:r>
-                <m:t xml:space="preserve">2</m:t>
-              </m:r>
-            </m:sup>
-          </m:sSup>
-          <m:sSup>
-            <m:e>
-              <m:r>
-                <m:t xml:space="preserve">g</m:t>
-              </m:r>
-            </m:e>
-            <m:sup>
-              <m:r>
-                <m:t xml:space="preserve">μν</m:t>
-              </m:r>
-            </m:sup>
-          </m:sSup>
-          <m:r>
-            <m:t xml:space="preserve">−</m:t>
-          </m:r>
-          <m:sSup>
-            <m:e>
-              <m:r>
-                <m:t xml:space="preserve">k</m:t>
-              </m:r>
-            </m:e>
-            <m:sup>
-              <m:r>
-                <m:t xml:space="preserve">μ</m:t>
-              </m:r>
-            </m:sup>
-          </m:sSup>
-          <m:sSup>
-            <m:e>
-              <m:r>
-                <m:t xml:space="preserve">k</m:t>
-              </m:r>
-            </m:e>
-            <m:sup>
-              <m:r>
-                <m:t xml:space="preserve">ν</m:t>
-              </m:r>
-            </m:sup>
-          </m:sSup>
-          <m:r>
-            <m:t xml:space="preserve">]</m:t>
+            <m:t xml:space="preserve"> </m:t>
           </m:r>
           <m:sSub>
             <m:e>
@@ -630,6 +664,9 @@
               </m:r>
             </m:sup>
           </m:sSup>
+          <m:r>
+            <m:t xml:space="preserve"> </m:t>
+          </m:r>
           <m:sSup>
             <m:e>
               <m:r>
@@ -657,6 +694,9 @@
               </m:r>
             </m:sup>
           </m:sSup>
+          <m:r>
+            <m:t xml:space="preserve"> </m:t>
+          </m:r>
           <m:sSup>
             <m:e>
               <m:r>
@@ -747,30 +787,38 @@
             <m:num>
               <m:sSup>
                 <m:e>
-                  <m:sSub>
+                  <m:d>
+                    <m:dPr/>
                     <m:e>
+                      <m:sSub>
+                        <m:e>
+                          <m:r>
+                            <m:t xml:space="preserve">∂</m:t>
+                          </m:r>
+                        </m:e>
+                        <m:sub>
+                          <m:r>
+                            <m:t xml:space="preserve">μ</m:t>
+                          </m:r>
+                        </m:sub>
+                      </m:sSub>
                       <m:r>
-                        <m:t xml:space="preserve">∂</m:t>
+                        <m:t xml:space="preserve"> </m:t>
                       </m:r>
+                      <m:sSup>
+                        <m:e>
+                          <m:r>
+                            <m:t xml:space="preserve">A</m:t>
+                          </m:r>
+                        </m:e>
+                        <m:sup>
+                          <m:r>
+                            <m:t xml:space="preserve">μ</m:t>
+                          </m:r>
+                        </m:sup>
+                      </m:sSup>
                     </m:e>
-                    <m:sub>
-                      <m:r>
-                        <m:t xml:space="preserve">μ</m:t>
-                      </m:r>
-                    </m:sub>
-                  </m:sSub>
-                  <m:sSup>
-                    <m:e>
-                      <m:r>
-                        <m:t xml:space="preserve">A</m:t>
-                      </m:r>
-                    </m:e>
-                    <m:sup>
-                      <m:r>
-                        <m:t xml:space="preserve">μ</m:t>
-                      </m:r>
-                    </m:sup>
-                  </m:sSup>
+                  </m:d>
                 </m:e>
                 <m:sup>
                   <m:r>
@@ -838,6 +886,9 @@
               </m:r>
             </m:sub>
           </m:sSub>
+          <m:r>
+            <m:t xml:space="preserve"> </m:t>
+          </m:r>
           <m:sSup>
             <m:e>
               <m:r>
@@ -865,6 +916,9 @@
               </m:r>
             </m:den>
           </m:f>
+          <m:r>
+            <m:t xml:space="preserve"> </m:t>
+          </m:r>
           <m:sSup>
             <m:e>
               <m:r>
@@ -878,20 +932,25 @@
             </m:sup>
           </m:sSup>
           <m:r>
-            <m:t xml:space="preserve">[</m:t>
+            <m:t xml:space="preserve"> </m:t>
           </m:r>
-          <m:r>
-            <m:t xml:space="preserve">∂</m:t>
-          </m:r>
-          <m:r>
-            <m:t xml:space="preserve">·</m:t>
-          </m:r>
-          <m:r>
-            <m:t xml:space="preserve">A</m:t>
-          </m:r>
-          <m:r>
-            <m:t xml:space="preserve">]</m:t>
-          </m:r>
+          <m:d>
+            <m:dPr>
+              <m:begChr m:val="["/>
+              <m:endChr m:val="]"/>
+            </m:dPr>
+            <m:e>
+              <m:r>
+                <m:t xml:space="preserve">∂</m:t>
+              </m:r>
+              <m:r>
+                <m:t xml:space="preserve">·</m:t>
+              </m:r>
+              <m:r>
+                <m:t xml:space="preserve">A</m:t>
+              </m:r>
+            </m:e>
+          </m:d>
           <m:r>
             <m:t xml:space="preserve">=</m:t>
           </m:r>
@@ -935,20 +994,25 @@
             </m:sup>
           </m:sSup>
           <m:r>
-            <m:t xml:space="preserve">[</m:t>
+            <m:t xml:space="preserve"> </m:t>
           </m:r>
-          <m:r>
-            <m:t xml:space="preserve">∂</m:t>
-          </m:r>
-          <m:r>
-            <m:t xml:space="preserve">·</m:t>
-          </m:r>
-          <m:r>
-            <m:t xml:space="preserve">A</m:t>
-          </m:r>
-          <m:r>
-            <m:t xml:space="preserve">]</m:t>
-          </m:r>
+          <m:d>
+            <m:dPr>
+              <m:begChr m:val="["/>
+              <m:endChr m:val="]"/>
+            </m:dPr>
+            <m:e>
+              <m:r>
+                <m:t xml:space="preserve">∂</m:t>
+              </m:r>
+              <m:r>
+                <m:t xml:space="preserve">·</m:t>
+              </m:r>
+              <m:r>
+                <m:t xml:space="preserve">A</m:t>
+              </m:r>
+            </m:e>
+          </m:d>
           <m:r>
             <m:t xml:space="preserve">=</m:t>
           </m:r>
@@ -1052,6 +1116,9 @@
               </m:r>
             </m:sup>
           </m:sSup>
+          <m:r>
+            <m:t xml:space="preserve"> </m:t>
+          </m:r>
           <m:f>
             <m:num>
               <m:sSup>
@@ -1124,6 +1191,9 @@
               </m:r>
             </m:sup>
           </m:sSup>
+          <m:r>
+            <m:t xml:space="preserve"> </m:t>
+          </m:r>
           <m:f>
             <m:num>
               <m:sSup>
@@ -1212,6 +1282,9 @@
               </m:r>
             </m:sup>
           </m:sSup>
+          <m:r>
+            <m:t xml:space="preserve"> </m:t>
+          </m:r>
           <m:sSup>
             <m:e>
               <m:r>
@@ -1227,24 +1300,32 @@
           <m:r>
             <m:t xml:space="preserve">+</m:t>
           </m:r>
-          <m:r>
-            <m:t xml:space="preserve">1</m:t>
-          </m:r>
-          <m:r>
-            <m:t xml:space="preserve">−</m:t>
-          </m:r>
-          <m:f>
-            <m:num>
+          <m:d>
+            <m:dPr/>
+            <m:e>
               <m:r>
                 <m:t xml:space="preserve">1</m:t>
               </m:r>
-            </m:num>
-            <m:den>
               <m:r>
-                <m:t xml:space="preserve">ξ</m:t>
+                <m:t xml:space="preserve">−</m:t>
               </m:r>
-            </m:den>
-          </m:f>
+              <m:f>
+                <m:num>
+                  <m:r>
+                    <m:t xml:space="preserve">1</m:t>
+                  </m:r>
+                </m:num>
+                <m:den>
+                  <m:r>
+                    <m:t xml:space="preserve">ξ</m:t>
+                  </m:r>
+                </m:den>
+              </m:f>
+            </m:e>
+          </m:d>
+          <m:r>
+            <m:t xml:space="preserve"> </m:t>
+          </m:r>
           <m:sSup>
             <m:e>
               <m:r>
@@ -1257,6 +1338,9 @@
               </m:r>
             </m:sup>
           </m:sSup>
+          <m:r>
+            <m:t xml:space="preserve"> </m:t>
+          </m:r>
           <m:sSup>
             <m:e>
               <m:r>
@@ -1287,6 +1371,9 @@
               </m:r>
             </m:sup>
           </m:sSup>
+          <m:r>
+            <m:t xml:space="preserve"> </m:t>
+          </m:r>
           <m:sSubSup>
             <m:e>
               <m:r>
@@ -1328,6 +1415,9 @@
               </m:r>
             </m:den>
           </m:f>
+          <m:r>
+            <m:t xml:space="preserve"> </m:t>
+          </m:r>
           <m:sSubSup>
             <m:e>
               <m:r>
@@ -1362,22 +1452,13 @@
         <m:oMath>
           <m:sSup>
             <m:e>
-              <m:sSup>
-                <m:e>
-                  <m:r>
-                    <m:t xml:space="preserve">O</m:t>
-                  </m:r>
-                </m:e>
-                <m:sup>
-                  <m:r>
-                    <m:t xml:space="preserve">−</m:t>
-                  </m:r>
-                </m:sup>
-              </m:sSup>
+              <m:r>
+                <m:t xml:space="preserve">O</m:t>
+              </m:r>
             </m:e>
             <m:sup>
               <m:r>
-                <m:t xml:space="preserve">1</m:t>
+                <m:t xml:space="preserve">−1</m:t>
               </m:r>
             </m:sup>
           </m:sSup>
@@ -1408,6 +1489,9 @@
               </m:sSup>
             </m:den>
           </m:f>
+          <m:r>
+            <m:t xml:space="preserve"> </m:t>
+          </m:r>
           <m:sSub>
             <m:e>
               <m:r>
@@ -1444,6 +1528,9 @@
               </m:sSup>
             </m:den>
           </m:f>
+          <m:r>
+            <m:t xml:space="preserve"> </m:t>
+          </m:r>
           <m:sSub>
             <m:e>
               <m:r>
@@ -1491,21 +1578,23 @@
               </m:r>
             </m:sub>
           </m:sSub>
-          <m:r>
-            <m:t xml:space="preserve">[</m:t>
-          </m:r>
-          <m:r>
-            <m:t xml:space="preserve">k</m:t>
-          </m:r>
-          <m:r>
-            <m:t xml:space="preserve">;</m:t>
-          </m:r>
-          <m:r>
-            <m:t xml:space="preserve">ξ</m:t>
-          </m:r>
-          <m:r>
-            <m:t xml:space="preserve">]</m:t>
-          </m:r>
+          <m:d>
+            <m:dPr>
+              <m:begChr m:val="["/>
+              <m:endChr m:val="]"/>
+            </m:dPr>
+            <m:e>
+              <m:r>
+                <m:t xml:space="preserve">k</m:t>
+              </m:r>
+              <m:r>
+                <m:t xml:space="preserve">;</m:t>
+              </m:r>
+              <m:r>
+                <m:t xml:space="preserve">ξ</m:t>
+              </m:r>
+            </m:e>
+          </m:d>
           <m:r>
             <m:t xml:space="preserve">=</m:t>
           </m:r>
@@ -1515,49 +1604,49 @@
           <m:r>
             <m:t xml:space="preserve">i</m:t>
           </m:r>
+          <m:r>
+            <m:t xml:space="preserve"> </m:t>
+          </m:r>
           <m:f>
             <m:num>
-              <m:r>
-                <m:t xml:space="preserve">[</m:t>
-              </m:r>
-              <m:sSub>
+              <m:d>
+                <m:dPr>
+                  <m:begChr m:val="["/>
+                  <m:endChr m:val="]"/>
+                </m:dPr>
                 <m:e>
+                  <m:sSub>
+                    <m:e>
+                      <m:r>
+                        <m:t xml:space="preserve">g</m:t>
+                      </m:r>
+                    </m:e>
+                    <m:sub>
+                      <m:r>
+                        <m:t xml:space="preserve">μν</m:t>
+                      </m:r>
+                    </m:sub>
+                  </m:sSub>
                   <m:r>
-                    <m:t xml:space="preserve">g</m:t>
+                    <m:t xml:space="preserve">−</m:t>
                   </m:r>
-                </m:e>
-                <m:sub>
+                  <m:d>
+                    <m:dPr/>
+                    <m:e>
+                      <m:r>
+                        <m:t xml:space="preserve">1</m:t>
+                      </m:r>
+                      <m:r>
+                        <m:t xml:space="preserve">−</m:t>
+                      </m:r>
+                      <m:r>
+                        <m:t xml:space="preserve">ξ</m:t>
+                      </m:r>
+                    </m:e>
+                  </m:d>
                   <m:r>
-                    <m:t xml:space="preserve">μν</m:t>
+                    <m:t xml:space="preserve"> </m:t>
                   </m:r>
-                </m:sub>
-              </m:sSub>
-              <m:r>
-                <m:t xml:space="preserve">−</m:t>
-              </m:r>
-              <m:r>
-                <m:t xml:space="preserve">1</m:t>
-              </m:r>
-              <m:r>
-                <m:t xml:space="preserve">−</m:t>
-              </m:r>
-              <m:r>
-                <m:t xml:space="preserve">ξ</m:t>
-              </m:r>
-              <m:sSub>
-                <m:e>
-                  <m:r>
-                    <m:t xml:space="preserve">k</m:t>
-                  </m:r>
-                </m:e>
-                <m:sub>
-                  <m:r>
-                    <m:t xml:space="preserve">μ</m:t>
-                  </m:r>
-                </m:sub>
-              </m:sSub>
-              <m:f>
-                <m:num>
                   <m:sSub>
                     <m:e>
                       <m:r>
@@ -1566,29 +1655,45 @@
                     </m:e>
                     <m:sub>
                       <m:r>
-                        <m:t xml:space="preserve">ν</m:t>
+                        <m:t xml:space="preserve">μ</m:t>
                       </m:r>
                     </m:sub>
                   </m:sSub>
-                </m:num>
-                <m:den>
-                  <m:sSup>
-                    <m:e>
-                      <m:r>
-                        <m:t xml:space="preserve">k</m:t>
-                      </m:r>
-                    </m:e>
-                    <m:sup>
-                      <m:r>
-                        <m:t xml:space="preserve">2</m:t>
-                      </m:r>
-                    </m:sup>
-                  </m:sSup>
-                </m:den>
-              </m:f>
-              <m:r>
-                <m:t xml:space="preserve">]</m:t>
-              </m:r>
+                  <m:r>
+                    <m:t xml:space="preserve"> </m:t>
+                  </m:r>
+                  <m:f>
+                    <m:num>
+                      <m:sSub>
+                        <m:e>
+                          <m:r>
+                            <m:t xml:space="preserve">k</m:t>
+                          </m:r>
+                        </m:e>
+                        <m:sub>
+                          <m:r>
+                            <m:t xml:space="preserve">ν</m:t>
+                          </m:r>
+                        </m:sub>
+                      </m:sSub>
+                    </m:num>
+                    <m:den>
+                      <m:sSup>
+                        <m:e>
+                          <m:r>
+                            <m:t xml:space="preserve">k</m:t>
+                          </m:r>
+                        </m:e>
+                        <m:sup>
+                          <m:r>
+                            <m:t xml:space="preserve">2</m:t>
+                          </m:r>
+                        </m:sup>
+                      </m:sSup>
+                    </m:den>
+                  </m:f>
+                </m:e>
+              </m:d>
             </m:num>
             <m:den>
               <m:sSup>
@@ -1713,19 +1818,24 @@
             </m:sub>
           </m:sSub>
           <m:r>
+            <m:t xml:space="preserve"> </m:t>
+          </m:r>
+          <m:r>
             <m:t xml:space="preserve">ū</m:t>
           </m:r>
+          <m:d>
+            <m:dPr>
+              <m:begChr m:val="["/>
+              <m:endChr m:val="]"/>
+            </m:dPr>
+            <m:e>
+              <m:r>
+                <m:t xml:space="preserve">p′</m:t>
+              </m:r>
+            </m:e>
+          </m:d>
           <m:r>
-            <m:t xml:space="preserve">[</m:t>
-          </m:r>
-          <m:r>
-            <m:t xml:space="preserve">p</m:t>
-          </m:r>
-          <m:r>
-            <m:t xml:space="preserve">′</m:t>
-          </m:r>
-          <m:r>
-            <m:t xml:space="preserve">]</m:t>
+            <m:t xml:space="preserve"> </m:t>
           </m:r>
           <m:sSup>
             <m:e>
@@ -1740,124 +1850,147 @@
             </m:sup>
           </m:sSup>
           <m:r>
+            <m:t xml:space="preserve"> </m:t>
+          </m:r>
+          <m:r>
             <m:t xml:space="preserve">u</m:t>
           </m:r>
-          <m:r>
-            <m:t xml:space="preserve">[</m:t>
-          </m:r>
-          <m:r>
-            <m:t xml:space="preserve">p</m:t>
-          </m:r>
-          <m:r>
-            <m:t xml:space="preserve">]</m:t>
-          </m:r>
+          <m:d>
+            <m:dPr>
+              <m:begChr m:val="["/>
+              <m:endChr m:val="]"/>
+            </m:dPr>
+            <m:e>
+              <m:r>
+                <m:t xml:space="preserve">p</m:t>
+              </m:r>
+            </m:e>
+          </m:d>
           <m:r>
             <m:t xml:space="preserve">=</m:t>
           </m:r>
           <m:r>
             <m:t xml:space="preserve">ū</m:t>
           </m:r>
+          <m:d>
+            <m:dPr>
+              <m:begChr m:val="["/>
+              <m:endChr m:val="]"/>
+            </m:dPr>
+            <m:e>
+              <m:r>
+                <m:t xml:space="preserve">p′</m:t>
+              </m:r>
+            </m:e>
+          </m:d>
           <m:r>
-            <m:t xml:space="preserve">[</m:t>
+            <m:t xml:space="preserve"> </m:t>
+          </m:r>
+          <m:d>
+            <m:dPr>
+              <m:begChr m:val="["/>
+              <m:endChr m:val="]"/>
+            </m:dPr>
+            <m:e>
+              <m:acc>
+                <m:accPr>
+                  <m:chr m:val="/"/>
+                </m:accPr>
+                <m:e>
+                  <m:r>
+                    <m:t xml:space="preserve">p</m:t>
+                  </m:r>
+                </m:e>
+              </m:acc>
+              <m:r>
+                <m:t xml:space="preserve">′</m:t>
+              </m:r>
+              <m:r>
+                <m:t xml:space="preserve">−</m:t>
+              </m:r>
+              <m:acc>
+                <m:accPr>
+                  <m:chr m:val="/"/>
+                </m:accPr>
+                <m:e>
+                  <m:r>
+                    <m:t xml:space="preserve">p</m:t>
+                  </m:r>
+                </m:e>
+              </m:acc>
+            </m:e>
+          </m:d>
+          <m:r>
+            <m:t xml:space="preserve"> </m:t>
           </m:r>
           <m:r>
-            <m:t xml:space="preserve">p</m:t>
+            <m:t xml:space="preserve">u</m:t>
           </m:r>
-          <m:r>
-            <m:t xml:space="preserve">′</m:t>
-          </m:r>
-          <m:r>
-            <m:t xml:space="preserve">]</m:t>
-          </m:r>
-          <m:r>
-            <m:t xml:space="preserve">[</m:t>
-          </m:r>
-          <m:acc>
-            <m:accPr>
-              <m:chr m:val="/"/>
-            </m:accPr>
+          <m:d>
+            <m:dPr>
+              <m:begChr m:val="["/>
+              <m:endChr m:val="]"/>
+            </m:dPr>
             <m:e>
               <m:r>
                 <m:t xml:space="preserve">p</m:t>
               </m:r>
             </m:e>
-          </m:acc>
+          </m:d>
           <m:r>
-            <m:t xml:space="preserve">′</m:t>
+            <m:t xml:space="preserve">=</m:t>
+          </m:r>
+          <m:d>
+            <m:dPr>
+              <m:begChr m:val="["/>
+              <m:endChr m:val="]"/>
+            </m:dPr>
+            <m:e>
+              <m:r>
+                <m:t xml:space="preserve">m</m:t>
+              </m:r>
+              <m:r>
+                <m:t xml:space="preserve">−</m:t>
+              </m:r>
+              <m:r>
+                <m:t xml:space="preserve">m</m:t>
+              </m:r>
+            </m:e>
+          </m:d>
+          <m:r>
+            <m:t xml:space="preserve"> </m:t>
           </m:r>
           <m:r>
-            <m:t xml:space="preserve">−</m:t>
+            <m:t xml:space="preserve">ū</m:t>
           </m:r>
-          <m:acc>
-            <m:accPr>
-              <m:chr m:val="/"/>
-            </m:accPr>
+          <m:d>
+            <m:dPr>
+              <m:begChr m:val="["/>
+              <m:endChr m:val="]"/>
+            </m:dPr>
+            <m:e>
+              <m:r>
+                <m:t xml:space="preserve">p′</m:t>
+              </m:r>
+            </m:e>
+          </m:d>
+          <m:r>
+            <m:t xml:space="preserve"> </m:t>
+          </m:r>
+          <m:r>
+            <m:t xml:space="preserve">u</m:t>
+          </m:r>
+          <m:d>
+            <m:dPr>
+              <m:begChr m:val="["/>
+              <m:endChr m:val="]"/>
+            </m:dPr>
             <m:e>
               <m:r>
                 <m:t xml:space="preserve">p</m:t>
               </m:r>
             </m:e>
-          </m:acc>
-          <m:r>
-            <m:t xml:space="preserve">]</m:t>
-          </m:r>
-          <m:r>
-            <m:t xml:space="preserve">u</m:t>
-          </m:r>
-          <m:r>
-            <m:t xml:space="preserve">[</m:t>
-          </m:r>
-          <m:r>
-            <m:t xml:space="preserve">p</m:t>
-          </m:r>
-          <m:r>
-            <m:t xml:space="preserve">]</m:t>
-          </m:r>
-          <m:r>
-            <m:t xml:space="preserve">=</m:t>
-          </m:r>
-          <m:r>
-            <m:t xml:space="preserve">[</m:t>
-          </m:r>
-          <m:r>
-            <m:t xml:space="preserve">m</m:t>
-          </m:r>
-          <m:r>
-            <m:t xml:space="preserve">−</m:t>
-          </m:r>
-          <m:r>
-            <m:t xml:space="preserve">m</m:t>
-          </m:r>
-          <m:r>
-            <m:t xml:space="preserve">]</m:t>
-          </m:r>
-          <m:r>
-            <m:t xml:space="preserve">ū</m:t>
-          </m:r>
-          <m:r>
-            <m:t xml:space="preserve">[</m:t>
-          </m:r>
-          <m:r>
-            <m:t xml:space="preserve">p</m:t>
-          </m:r>
-          <m:r>
-            <m:t xml:space="preserve">′</m:t>
-          </m:r>
-          <m:r>
-            <m:t xml:space="preserve">]</m:t>
-          </m:r>
-          <m:r>
-            <m:t xml:space="preserve">u</m:t>
-          </m:r>
-          <m:r>
-            <m:t xml:space="preserve">[</m:t>
-          </m:r>
-          <m:r>
-            <m:t xml:space="preserve">p</m:t>
-          </m:r>
-          <m:r>
-            <m:t xml:space="preserve">]</m:t>
-          </m:r>
+          </m:d>
           <m:r>
             <m:t xml:space="preserve">=</m:t>
           </m:r>
